--- a/klagomål/A 5642-2024 FSC-klagomål.docx
+++ b/klagomål/A 5642-2024 FSC-klagomål.docx
@@ -1567,7 +1567,7 @@
     <w:r>
       <w:tab/>
       <w:tab/>
-      <w:t>2026-06-18</w:t>
+      <w:t>2026-06-19</w:t>
       <w:br/>
       <w:br/>
     </w:r>

--- a/klagomål/A 5642-2024 FSC-klagomål.docx
+++ b/klagomål/A 5642-2024 FSC-klagomål.docx
@@ -1567,7 +1567,7 @@
     <w:r>
       <w:tab/>
       <w:tab/>
-      <w:t>2026-06-19</w:t>
+      <w:t>2026-06-20</w:t>
       <w:br/>
       <w:br/>
     </w:r>

--- a/klagomål/A 5642-2024 FSC-klagomål.docx
+++ b/klagomål/A 5642-2024 FSC-klagomål.docx
@@ -168,38 +168,7 @@
     </w:p>
     <w:p>
       <w:r>
-        <w:t>Detta dokument behandlar höga naturvärden i avverkningsanmälan A 5642-2024 i Ljungby kommun som inkom 2024-02-12 och omfattar 3,6 ha.</w:t>
-      </w:r>
-    </w:p>
-    <w:p>
-      <w:r>
-        <w:t>Nedan presenteras fynd av naturvårdsarter och fridlysta arter som gjorts i det avverkningsanmälda området, samt relevanta utdrag ur standarderna för FSC, Chain of Custody, Controlled Wood och PEFC. I BILAGA 1 finns artfakta om fridlysta arter.</w:t>
-      </w:r>
-    </w:p>
-    <w:p>
-      <w:r>
-        <w:t>Vi förväntar oss att ni återkommer med ett skriftligt svar på vårt klagomål och även beskriver vilka korrigerande åtgärder ni satt in för att rätta till identifierade brister i er efterlevnad av den svenska FSC standarden.</w:t>
-      </w:r>
-    </w:p>
-    <w:p>
-      <w:pPr>
-        <w:pStyle w:val="Heading1"/>
-      </w:pPr>
-      <w:r>
-        <w:t>Naturvårdsarter</w:t>
-      </w:r>
-    </w:p>
-    <w:p>
-      <w:r>
-        <w:t>Inom 16 meter från avverkningsanmälan har följande 45 naturvårdsarter hittats: ortolansparv (CR, §4), brun glada (EN, §4), rödstrupig piplärka (EN, §4), storspov (EN, §4), blå kärrhök (VU, §4), brunfläckig pärlemorfjäril (VU), pilgrimsfalk (VU, §4), stare (VU, §4), tofsvipa (VU, §4), bivråk (NT, §4), björktrast (NT, §4), duvhök (NT, §4), entita (NT, T, §4), gulsparv (NT, §4), järnsparv (NT, §4), kricka (NT, §4), kungsörn (NT, §4), ladusvala (NT, §4), mindre hackspett (NT, T, §4), mindre tåtelsmygare (NT), sädesärla (NT, §4), talltita (NT, §4), turkduva (NT, §4), vinterhämpling (NT, §4), vitfläckig guldvinge (NT), ägretthäger (NT, §4), älg (NT), spillkråka (T, §4), stenfalk (T, §4), buskskvätta (§4), fiskgjuse (§4), fjällvråk (§4), gröngöling (§4), grönsiska (§4), havsörn (§4), kråka (§4), kungsfågel (§4), röd glada (§4), skogsduva (§4), sävsparv (§4), sångsvan (§4), trana (§4), trädlärka (§4), törnskata (§4) och utter (§4a). Av dessa är 27 rödlistade. För rödlistade arter har rödlistekategorin angivits inom parentes. Typiska arter inom Natura 2000 som är kopplade till skogsekosystem har markerats med (T). För fridlysta arter anges även paragrafen i Artskyddsförordningen som arten är fridlyst enligt.</w:t>
-      </w:r>
-    </w:p>
-    <w:p>
-      <w:r>
-        <w:t>De påträffade naturvårdsarterna är ett tydligt kvitto på att det rör sig om en skog med höga naturvärden.</w:t>
-      </w:r>
-      <w:r>
-        <w:t xml:space="preserve"> I Figur 1 visas fyndplatser för naturvårdsarter i området, som finns registrerade på Artportalen.</w:t>
+        <w:t>Detta klagomål behandlar höga naturvärden i avverkningsanmälan A 5642-2024 i Ljungby kommun som inkom 2024-02-12 och omfattar 3,6 ha.</w:t>
       </w:r>
     </w:p>
     <w:p>
@@ -247,7 +216,249 @@
         <w:spacing w:after="240"/>
       </w:pPr>
       <w:r>
-        <w:t>Figur 1. Fyndplatser för naturvårdsarter inom 16 meter från avverkningsanmälan (röd linje). Markörer utan svart kant är placerade på fyndplatsen. Markörer med svart kant är placerade vid sidan av fyndplatsen och har ett svart streck som visar fyndplatsens exakta position. Kartans mittpunktskoordinat är N 6291136, E 438776 i SWEREF 99 TM.</w:t>
+        <w:t>Figur 1. Fyndplatser för naturvårdsarter inom 16 meter från avverkningsanmälan. Markörer utan svart kant är placerade på fyndplatsen. Markörer med svart kant är placerade vid sidan av fyndplatsen har ett svart streck som visar fyndplatsens exakta position. Kartans mittpunktskoordinat är N 6291136, E 438776 i SWEREF 99 TM.</w:t>
+      </w:r>
+    </w:p>
+    <w:p>
+      <w:r>
+        <w:t>Inom 16 meter från avverkningsanmälan finns fynd av 45 naturvårdsarter, varav 27 är rödlistade, 41 är fridlysta och 4 är typiska (T): ortolansparv (CR, §4), brun glada (EN, §4), rödstrupig piplärka (EN, §4), storspov (EN, §4), blå kärrhök (VU, §4), brunfläckig pärlemorfjäril (VU), pilgrimsfalk (VU, §4), stare (VU, §4), tofsvipa (VU, §4), bivråk (NT, §4), björktrast (NT, §4), duvhök (NT, §4), entita (NT, T, §4), gulsparv (NT, §4), järnsparv (NT, §4), kricka (NT, §4), kungsörn (NT, §4), ladusvala (NT, §4), mindre hackspett (NT, T, §4), mindre tåtelsmygare (NT), sädesärla (NT, §4), talltita (NT, §4), turkduva (NT, §4), vinterhämpling (NT, §4), vitfläckig guldvinge (NT), ägretthäger (NT, §4), älg (NT), spillkråka (T, §4), stenfalk (T, §4), buskskvätta (§4), fiskgjuse (§4), fjällvråk (§4), gröngöling (§4), grönsiska (§4), havsörn (§4), kråka (§4), kungsfågel (§4), röd glada (§4), skogsduva (§4), sävsparv (§4), sångsvan (§4), trana (§4), trädlärka (§4), törnskata (§4) och utter (§4a). Se Figur 1.</w:t>
+      </w:r>
+    </w:p>
+    <w:p>
+      <w:r>
+        <w:t>Nedan presenteras relevanta utdrag ur standarderna för FSC, Chain of Custody, Controlled Wood och PEFC.</w:t>
+      </w:r>
+    </w:p>
+    <w:p>
+      <w:r>
+        <w:t>Vi förväntar oss att ni återkommer med ett skriftligt svar på vårt klagomål och även beskriver vilka korrigerande åtgärder ni satt in för att rätta till identifierade brister i er efterlevnad av den svenska FSC standarden.</w:t>
+      </w:r>
+    </w:p>
+    <w:p>
+      <w:pPr>
+        <w:pStyle w:val="Heading1"/>
+      </w:pPr>
+      <w:r>
+        <w:t>Naturvårdsarter och fridlysta arter</w:t>
+      </w:r>
+    </w:p>
+    <w:p>
+      <w:r>
+        <w:t>Nedan följer beskrivningar av de naturvårdsarter och fridlysta arter som har sina livsmiljöer och växtplatser i den avverkningsanmälda skogen. Se även ytterligare artfakta i BILAGA 1. De påträffade naturvårdsarterna är ett tydligt kvitto på att det rör sig om en skog med höga naturvärden.</w:t>
+      </w:r>
+    </w:p>
+    <w:p>
+      <w:r>
+        <w:rPr>
+          <w:b/>
+        </w:rPr>
+        <w:t>Brun glada (EN, §4)</w:t>
+      </w:r>
+      <w:r>
+        <w:t xml:space="preserve"> är rödlistad som starkt hotad (EN) och upptagen i bilaga 1 EU:s fågeldirektiv. Den häckar i skogs- och odlingslandskap, både i större skogsområden och små dungar. Boet läggs ofta högt i ett träd, i södra Sverige oftast i ett lövträd, i norr vanligen i en tall eller gran. Det svenska beståndet är mycket litet och kan därmed försvinna av slumpmässiga faktorer som enstaka dåliga häckningssäsonger eller dödlighet under flyttning och övervintring. Kända häcklokaler måste uppmärksammas vid skogsbruksåtgärder och all påverkan på boplatsen och dess omgivningar undvikas. Spara samtliga träd med större risbon, även sådana där boet ser obebott ut och lämna en tillräckligt bred skyddszon kring boplatser vid avverkning eller andra skogliga åtgärder. Bredden beror på platsen, men som tumregel ska den ska vara så bred att boplatsen inte är väsentligt mer exponerad för insyn än tidigare (SLU Artdatabanken, 2024; Skogsstyrelsen, 2016).</w:t>
+      </w:r>
+    </w:p>
+    <w:p>
+      <w:r>
+        <w:rPr>
+          <w:b/>
+        </w:rPr>
+        <w:t>Pilgrimsfalk (VU, §4)</w:t>
+      </w:r>
+      <w:r>
+        <w:t xml:space="preserve"> är rödlistad som sårbar och är upptagen i bilaga 1 EU:s fågeldirektiv. Den har minskat med 17.5 (15–20) % under de senaste 18 åren och minskningstakten överstiger gränsvärdet för sårbar (VU). Pilgrimsfalken häckar i branta klippväggar, där boet läggs på en öppen, svåråtkomlig klipphylla. Många av de bebodda klippstupen gränsar till skogsmark. Markhäckningar förekommer relativt frekvent på stora, blöta myrar i Norrbottens län. Tidigare var häckningar i risbon, framför allt i fiskgjusebon, förhållandevis vanligt men förekommer numera sällan. Lämna en skyddszon med träd mot häckningsplatsen (klippbranten), så att häckningsmiljön behålls oförändrad. Eventuell skog i själva rasbranten lämnas orörd. Vid häckning i risbon, avstå från avverkning inom 100 meter från boet.  Hänsyn bör tas även till äldre, dokumenterade häckningsplatser även om de för tillfället inte är i bruk (SLU Artdatabanken, 2026; Skogsstyrelsen, 2016).</w:t>
+      </w:r>
+    </w:p>
+    <w:p>
+      <w:r>
+        <w:rPr>
+          <w:b/>
+        </w:rPr>
+        <w:t>Bivråk (NT, §4)</w:t>
+      </w:r>
+      <w:r>
+        <w:t xml:space="preserve"> ingår i bilaga 1 i EU:s fågeldirektiv och är prioriterad art i Skogsvårdslagen. Den har minskat med 2/3-delar sedan 1970-talet och under de senaste 30 åren har minskningstakten uppgått till 22.5 (15–30) %. Arten häckar i tät, ogallrad skog på högproduktiv mark, i södra Sverige främst i lövskogsrika trakter, i Norrland till stor del i högproduktiv granskog, Födan består av getinglarver och -puppor, men även av fågelungar och groddjur. Bivråken påverkas negativt av avverkning och omföring av lövträdsrika marker till täta produktionsskogar av barrträd samt av den allmänna "</w:t>
+      </w:r>
+      <w:r>
+        <w:rPr>
+          <w:i/>
+        </w:rPr>
+        <w:t>förtorkningen</w:t>
+      </w:r>
+      <w:r>
+        <w:t>" av landskapet genom täckdikning, dikning av skogsmark etc. Bevara lövskogar och öka andelen löv i barrskog. Gallra inte i onödan och inte alls i sumpskog. Dika inte ut vattensamlingar, sumpskogar, alkärr eller andra våta miljöer. Kring alla boplatser ska det lämnas en skyddszon vid avverkning eller andra skogliga åtgärder. Som tumregel ska skyddszonen vara så bred att boet inte syns väl från öppen mark. Minskningstakten för den svenska populationen bedöms vara nära gränsvärdet för Sårbar (VU) (SLU Artdatabanken, 2026; Skogsstyrelsen, 2016).</w:t>
+      </w:r>
+    </w:p>
+    <w:p>
+      <w:r>
+        <w:rPr>
+          <w:b/>
+        </w:rPr>
+        <w:t>Duvhök (NT, §4)</w:t>
+      </w:r>
+      <w:r>
+        <w:t>, som är rödlistad som nära hotad, har minskat med 15 (0–30) % under de senaste 18 åren och minskningstakten för den svenska populationen bedöms vara nära gränsvärdet för sårbar (VU). Arten är starkt bunden till skogsmark och jagar helst inne i äldre skog. Den missgynnas av stora hyggen och täta planteringar. De gamla fåglarna är i huvudsak stationära i sina revir och boet läggs inne i tät, oftast äldre skog. Kantzoner mot öppen mark undviks och duvhöken, som är beroende av insynsskyddade boplatser, är därför känsligare för slutavverkning än flera andra rovfåglar. Friställande av boträd eller avverkning så att boplatsen blir exponerad mot öppen mark, medför att platsen överges. Eftersom duvhöken helst häckar i gammal skog, är dess häckningsplatser i princip alltid mer eller mindre hotade av skogsbruk och avverkningar (SLU Artdatabanken, 2026; Skogsstyrelsen 2016).</w:t>
+      </w:r>
+    </w:p>
+    <w:p>
+      <w:r>
+        <w:rPr>
+          <w:b/>
+        </w:rPr>
+        <w:t>Entita (NT, §4)</w:t>
+      </w:r>
+      <w:r>
+        <w:t xml:space="preserve">, rödlistad som nära hotad och prioriterad art i Skogsvårdslagen, har häckningsrevir i anmälan. Minskningstakten innevarande 10-årsperiod beräknas till 20 (10–30) % och bedöms vara nära gränsvärdet för Sårbar (VU). Entitan är ortstrogen och reviret är i genomsnitt omkring 5 hektar, ibland uppåt 20 hektar stort. Entitan är en utpräglad lövskogsfågel som föredrar flerskiktade, gärna högvuxna skogar med inslag av äldre träd och välutvecklat buskskikt. Även alkärr med videsnår hör till de miljöer som utnyttjas. Arten häckar ofta i skogar som är svagt eller inte alls påverkade av skogsbruk, ofta rör det sig om värdekärnor med höga naturvärden. Entitan missgynnas av konventionellt skogsbruk och dess ortstrohet och dåliga spridningsförmåga gör den känslig för fragmentering. Entita är typisk art för </w:t>
+      </w:r>
+      <w:r>
+        <w:rPr>
+          <w:i/>
+        </w:rPr>
+        <w:t>9080 Lövsumpskog</w:t>
+      </w:r>
+      <w:r>
+        <w:t xml:space="preserve"> (Skogsstyrelsen, 2016, SLU Artdatabanken, 2021).</w:t>
+      </w:r>
+    </w:p>
+    <w:p>
+      <w:r>
+        <w:rPr>
+          <w:b/>
+        </w:rPr>
+        <w:t>Kungsörn (NT, §4)</w:t>
+      </w:r>
+      <w:r>
+        <w:t xml:space="preserve"> är rödlistad som nära hotad och upptagen i bilaga 1 EU:s fågeldirektiv. Boträd får inte avverkas och skyddande skog bör vid avverkning alltid sparas runt örnbon, även runt s.k. alternativbon. Som utgångspunkt vid bedömning av hur mycket skog som skall lämnas runt boträdet bör 200 meters radie gälla. Under häckningsperioden (1 januari till 31 augusti) är kungsörnen störningskänslig och inga skogsbruksåtgärder eller andra störande verksamheter får förekomma närmare än 500 m från boet under den tiden. Arealen på det sparade skogspartiet kan uppgå till åtskilliga tiotals hektar beroende på t.ex. topografi, vindexponering och insyn. Det är även värdefullt om sammanhängande skog kan lämnas i någon riktning. Avverkning av gammelskog i bergsbranter och annan svår terräng måste undvikas (SLU Artdatabanken, 2024; Skogsstyrelsen, 2016).</w:t>
+      </w:r>
+    </w:p>
+    <w:p>
+      <w:r>
+        <w:rPr>
+          <w:b/>
+        </w:rPr>
+        <w:t>Mindre hackspett (NT, §4)</w:t>
+      </w:r>
+      <w:r>
+        <w:t xml:space="preserve"> är rödlistad som nära hotad, fridlyst och prioriterad art i Skogsvårdslagen. Minskningstakten har uppgått till 25 (10–40) % under de senaste 15 åren och bedöms vara nära gränsvärdet för Sårbar (VU). (A2bc). Arten har stora revir och höga krav när det gäller förekomst av lövskog på landskapsnivå. För att häcka framgångsrikt behöver ett par cirka 40 ha äldre lövdominerad skog inom ett område på upp till 200 ha. Under vintern kan födosök även ske i äldre grandominerad skog. Mindre hackspett är typisk art för </w:t>
+      </w:r>
+      <w:r>
+        <w:rPr>
+          <w:i/>
+        </w:rPr>
+        <w:t>9010 Taiga, 9750 Svämlövskog, 9080 Lövsumpskog, 9030 Landhöjningsskog och 9040 Fjällbjörkskog</w:t>
+      </w:r>
+      <w:r>
+        <w:t xml:space="preserve"> (SLU Artdatabanken, 2021; Skogsstyrelsen, 2016).</w:t>
+      </w:r>
+    </w:p>
+    <w:p>
+      <w:r>
+        <w:rPr>
+          <w:b/>
+        </w:rPr>
+        <w:t>Talltita (NT, §4)</w:t>
+      </w:r>
+      <w:r>
+        <w:t>, rödlistad som nära hotad och prioriterad art i Skogsvårdslagen, har häckningsrevir i anmälan. Arten har minskat kraftigt de senaste 30 åren och minskningstakten innevarande 10-årsperiod beräknas till 20 (10–30) %. Talltitan är synnerligen trogen sitt cirka 15 hektar stora revir och är beroende av flerskiktade olikåldriga skogar för att kunna föda upp sina ungar. Talltitan försvinner om dess livsmiljö kalavverkas (Eggers &amp; Low, 2014; Ekman, 1979; Griesser et al, 2007; Klein, 2020; Siffczyk et al, 2003; SLU Artdatabanken, 2021).</w:t>
+      </w:r>
+    </w:p>
+    <w:p>
+      <w:r>
+        <w:rPr>
+          <w:b/>
+        </w:rPr>
+        <w:t>Spillkråka (§4)</w:t>
+      </w:r>
+      <w:r>
+        <w:t xml:space="preserve"> omfattas av bilaga 1 i EU:s fågeldirektiv och är typisk art för </w:t>
+      </w:r>
+      <w:r>
+        <w:rPr>
+          <w:i/>
+        </w:rPr>
+        <w:t xml:space="preserve">9010 Taiga </w:t>
+      </w:r>
+      <w:r>
+        <w:t>och</w:t>
+      </w:r>
+      <w:r>
+        <w:rPr>
+          <w:i/>
+        </w:rPr>
+        <w:t xml:space="preserve"> 9740 Skogsbevuxen myr</w:t>
+      </w:r>
+      <w:r>
+        <w:t>. Den behöver grova träd, främst tall, asp och bok som boträd. Skogsbruk med korta omloppstider och täta, homogena ungskogar utgör det största hotet. Spillkråka är en nyckelart i skogliga miljöer vars övergivna bohål utnyttjas av flera andra hålhäckande fågelarter och fladdermöss, däribland pärluggla (EN, §4), knipa (§4), salskrake (§4) och skogsduva (§4). Hökuggla (VU, §4) och slaguggla (§4) häckar ofta i högstubbar som brutits av i höjd med ett gammalt spillkråkebo (SLU Artdatabanken, 2026; Skogsstyrelsen, 2016).</w:t>
+      </w:r>
+    </w:p>
+    <w:p>
+      <w:r>
+        <w:rPr>
+          <w:b/>
+        </w:rPr>
+        <w:t>Stenfalk (§4)</w:t>
+      </w:r>
+      <w:r>
+        <w:t xml:space="preserve"> är typisk art för </w:t>
+      </w:r>
+      <w:r>
+        <w:rPr>
+          <w:i/>
+        </w:rPr>
+        <w:t>9040 Fjällbjörkskog</w:t>
+      </w:r>
+      <w:r>
+        <w:t xml:space="preserve"> och omfattas av bilaga 1 EU:s fågeldirektiv. Den förekommer främst i fjällen men häckar även i gles barrskog i Norrlands inland. Arten lever i stor utsträckning på småfåglar och vadare som den fångar i öppna miljöer. I skogslandet påträffas därför en majoritet av boplatserna i anslutning till större myrar och hyggen. Stenfalken häckar i gles skog, ofta i tall eller en björk belägen så att falkarna har bra utsikt från boet. På Öland häckar den i kråkbon i mer eller mindre solitära granar ute på alvaret. Hänsyn ska främst tas mot boplatser (bon som används och alternativbon) och under perioden 1 april−31 juli ska inga skogliga åtgärder ske inom 200 meter från bebodda bon</w:t>
+      </w:r>
+      <w:r>
+        <w:rPr>
+          <w:i/>
+        </w:rPr>
+        <w:t xml:space="preserve"> </w:t>
+      </w:r>
+      <w:r>
+        <w:t>(SLU Artdatabanken, 2026; Skogsstyrelsen, 2016).</w:t>
+      </w:r>
+    </w:p>
+    <w:p>
+      <w:r>
+        <w:rPr>
+          <w:b/>
+        </w:rPr>
+        <w:t>Fiskgjuse (§4)</w:t>
+      </w:r>
+      <w:r>
+        <w:t xml:space="preserve"> är fridlyst enligt 4§ artskyddsförordningen och upptagen i bilaga 1 EU:s fågeldirektiv. Den bygger vanligen sitt stora risbo i toppen av en plattkronad, kraftig tall (&gt;90%) med utsikt över omgivningen. Skogsavverkningar utan hänsyn till bevarandet av fiskgjusens boträd och häckningsbiotop utgör en fara genom att tillgången på lämpliga träd minskar. Lämna en skyddszon kring boplatser vid avverkning eller gallring. Boträdets placering styr behovet av skyddszon vilket måste bedömas från fall till fall, men skyddszonen bör vara tillräckligt bred för att behålla skydd mot insyn, erbjuda lämpliga sittplatser och förhindra att boträdet blåser ner. Avstå från skogsbruksåtgärder i hänsynskrävande miljöer, som på uddar eller öar med äldre skog eller hällmarkstallskog där det häckar fiskgjuse. Gör naturvårdsavsättningar i äldre skog i lämpliga områden för fiskgjuse, t.ex. på uddar och i hällmarksområden (SLU Artdatabanken, 2024; Skogsstyrelsen, 2016).</w:t>
+      </w:r>
+    </w:p>
+    <w:p>
+      <w:r>
+        <w:rPr>
+          <w:b/>
+        </w:rPr>
+        <w:t>Havsörn (§4)</w:t>
+      </w:r>
+      <w:r>
+        <w:t xml:space="preserve"> omfattas av bilaga 1 EU:s fågeldirektiv. Skyddandet av befintliga bon måste upprätthållas och i samband med skogsavverkning bör en skyddszon på minst 100 meters radie runt boplatsen lämnas intakt. Under häckningsperioden (1 januari till 15 augusti) är havsörnen störningskänslig och inga skogsbruksåtgärder eller annan störande verksamhet får förekomma närmare än 500 m från boet under den tiden. För att åstadkomma en succession av lämpliga boträd för kommande generationer av havsörnar behöver ett betydligt större antal s.k. evighetsträd sparas vid avverkningar redan idag (SLU Artdatabanken, 2026; Skogsstyrelsen, 2016).</w:t>
+      </w:r>
+    </w:p>
+    <w:p>
+      <w:r>
+        <w:rPr>
+          <w:b/>
+        </w:rPr>
+        <w:t>Röd glada (§4)</w:t>
+      </w:r>
+      <w:r>
+        <w:t xml:space="preserve"> är fridlyst enligt 4§ artskyddsförordningen och upptagen i bilaga 1 EU:s fågeldirektiv. Den häckar gärna i omväxlande landskap med mosaik av öppna marker och skogar. Tidigare studier har visat en förkärlek för att häcka nära sjöar, och häckningsframgången var också högre hos par som häckade nära vatten. Boet läggs i träd, ofta högt och vanligen nära skogsbryn. Missgynnas av skogliga åtgärder som lämnar boet allt för exponerat, främst genom för smala skyddszoner och för omfattande gallring. Lämna en skyddszon kring boplatser vid avverkning eller andra skogliga åtgärder. Bredden på skyddszonen beror på platsen, men som tumregel ska den ska vara så bred att boplatsen inte är väsentligt mer exponerad för insyn än tidigare. Spara samtliga träd med större risbon, även sådana där boet ser obebott ut. Avstå att avverka äldre lövdominerade bestånd, främst i anslutning till öppen jordbruksmark (SLU Artdatabanken, 2024; Skogsstyrelsen, 2016).</w:t>
+      </w:r>
+    </w:p>
+    <w:p>
+      <w:pPr>
+        <w:pStyle w:val="Heading1"/>
+      </w:pPr>
+      <w:r>
+        <w:t>Certifiering</w:t>
       </w:r>
     </w:p>
     <w:p>
@@ -255,26 +466,18 @@
         <w:pStyle w:val="Heading2"/>
       </w:pPr>
       <w:r>
-        <w:t>Fridlysta arter</w:t>
+        <w:t>Ur FSC-standarden</w:t>
       </w:r>
     </w:p>
     <w:p>
-      <w:r>
-        <w:t>Följande fridlysta arter har sina livsmiljöer och växtplatser i den avverkningsanmälda skogen: ortolansparv (CR, §4), brun glada (EN, §4), rödstrupig piplärka (EN, §4), storspov (EN, §4), blå kärrhök (VU, §4), pilgrimsfalk (VU, §4), stare (VU, §4), tofsvipa (VU, §4), bivråk (NT, §4), björktrast (NT, §4), duvhök (NT, §4), entita (NT, T, §4), gulsparv (NT, §4), järnsparv (NT, §4), kricka (NT, §4), kungsörn (NT, §4), ladusvala (NT, §4), mindre hackspett (NT, T, §4), sädesärla (NT, §4), talltita (NT, §4), turkduva (NT, §4), vinterhämpling (NT, §4), ägretthäger (NT, §4), spillkråka (T, §4), stenfalk (T, §4), buskskvätta (§4), fiskgjuse (§4), fjällvråk (§4), gröngöling (§4), grönsiska (§4), havsörn (§4), kråka (§4), kungsfågel (§4), röd glada (§4), skogsduva (§4), sävsparv (§4), sångsvan (§4), trana (§4), trädlärka (§4), törnskata (§4) och utter (§4a).</w:t>
-      </w:r>
-    </w:p>
-    <w:p>
-      <w:r>
-        <w:t xml:space="preserve">Observera att medlemsländerna är skyldiga att agera i enlighet med EU:s fågeldirektiv där det uttryckligen står att direktivet gäller för fåglar samt för deras ägg, bon och </w:t>
-      </w:r>
       <w:r>
         <w:rPr>
           <w:b/>
         </w:rPr>
-        <w:t xml:space="preserve">livsmiljöer </w:t>
-      </w:r>
-      <w:r>
-        <w:t>(artikel 1). Vidare att de åtgärder som vidtas inte får leda till en försämring av den nuvarande situationen beträffande bevarandet av de fågelarter som avses i artikel 1 (artikel 13). Fågeldirektivet är styrande för tillsynsansvariga myndigheters ärendehantering, ställningstaganden och beslutsfattande.</w:t>
+        <w:t xml:space="preserve">PRINCIP 1: LAGEFTERLEVNAD: </w:t>
+      </w:r>
+      <w:r>
+        <w:t>Certifikatsinnehavaren ska följa alla tillämpliga lagar, förordningar och nationellt ratificerade internationella avtal, konventioner och överenskommelser.</w:t>
       </w:r>
     </w:p>
     <w:p>
@@ -282,19 +485,41 @@
         <w:rPr>
           <w:b/>
         </w:rPr>
-        <w:t>Bivråk (NT, §4)</w:t>
-      </w:r>
-      <w:r>
-        <w:t xml:space="preserve"> ingår i bilaga 1 i EU:s fågeldirektiv och är prioriterad art i Skogsvårdslagen. Den har minskat med 2/3-delar sedan 1970-talet och under de senaste 30 åren har minskningstakten uppgått till 22.5 (15–30) %. Arten häckar i tät, ogallrad skog på högproduktiv mark, i södra Sverige främst i lövskogsrika trakter, i Norrland till stor del i högproduktiv granskog, Födan består av getinglarver och -puppor, men även av fågelungar och groddjur. Bivråken påverkas negativt av avverkning och omföring av lövträdsrika marker till täta produktionsskogar av barrträd samt av den allmänna "</w:t>
+        <w:t xml:space="preserve">1.3.1 </w:t>
+      </w:r>
+      <w:r>
+        <w:t>Tillämpliga lagar och föreskrifter för brukandet av skogen följs.</w:t>
+      </w:r>
+    </w:p>
+    <w:p>
+      <w:pPr>
+        <w:pStyle w:val="ListBullet"/>
+      </w:pPr>
+      <w:r>
+        <w:rPr>
+          <w:b/>
+          <w:i/>
+        </w:rPr>
+        <w:t xml:space="preserve">Kommentar: </w:t>
+      </w:r>
+      <w:r>
+        <w:t>I den avverkningsanmälda skogen har fridlysta arter sina livsmiljöer och växtplatser. Att skada de fridlysta arternas livsmiljöer, växtplatser eller ekologiska funktion är inte tillåtet enligt artskyddsförordningen.</w:t>
       </w:r>
       <w:r>
         <w:rPr>
           <w:i/>
         </w:rPr>
-        <w:t>förtorkningen</w:t>
-      </w:r>
-      <w:r>
-        <w:t>" av landskapet genom täckdikning, dikning av skogsmark etc. Bevara lövskogar och öka andelen löv i barrskog. Gallra inte i onödan och inte alls i sumpskog. Dika inte ut vattensamlingar, sumpskogar, alkärr eller andra våta miljöer. Kring alla boplatser ska det lämnas en skyddszon vid avverkning eller andra skogliga åtgärder. Som tumregel ska skyddszonen vara så bred att boet inte syns väl från öppen mark. Minskningstakten för den svenska populationen bedöms vara nära gränsvärdet för Sårbar (VU) (SLU Artdatabanken, 2026; Skogsstyrelsen, 2016).</w:t>
+        <w:t xml:space="preserve"> EU:s medlemsländer och skogsbolag är skyldiga att agera i enlighet med EU:s fågeldirektiv där det uttryckligen står att direktivet gäller för fåglar samt för deras ägg, bon och </w:t>
+      </w:r>
+      <w:r>
+        <w:rPr>
+          <w:b/>
+          <w:i/>
+        </w:rPr>
+        <w:t xml:space="preserve">livsmiljöer </w:t>
+      </w:r>
+      <w:r>
+        <w:t>(artikel 1). Vidare att de åtgärder som vidtas inte får leda till en försämring av den nuvarande situationen beträffande bevarandet av de fågelarter som avses i artikel 1 (artikel 13).</w:t>
       </w:r>
     </w:p>
     <w:p>
@@ -302,10 +527,10 @@
         <w:rPr>
           <w:b/>
         </w:rPr>
-        <w:t>Brun glada (EN, §4)</w:t>
-      </w:r>
-      <w:r>
-        <w:t xml:space="preserve"> är rödlistad som starkt hotad (EN) och upptagen i bilaga 1 EU:s fågeldirektiv. Den häckar i skogs- och odlingslandskap, både i större skogsområden och små dungar. Boet läggs ofta högt i ett träd, i södra Sverige oftast i ett lövträd, i norr vanligen i en tall eller gran. Det svenska beståndet är mycket litet och kan därmed försvinna av slumpmässiga faktorer som enstaka dåliga häckningssäsonger eller dödlighet under flyttning och övervintring. Kända häcklokaler måste uppmärksammas vid skogsbruksåtgärder och all påverkan på boplatsen och dess omgivningar undvikas. Spara samtliga träd med större risbon, även sådana där boet ser obebott ut och lämna en tillräckligt bred skyddszon kring boplatser vid avverkning eller andra skogliga åtgärder. Bredden beror på platsen, men som tumregel ska den ska vara så bred att boplatsen inte är väsentligt mer exponerad för insyn än tidigare (SLU Artdatabanken, 2024; Skogsstyrelsen, 2016).</w:t>
+        <w:t xml:space="preserve">6.4 </w:t>
+      </w:r>
+      <w:r>
+        <w:t>Certifikatsinnehavaren ska skydda sällsynta arter och hotade arter samt deras livsmiljöer inom skogsbruksenheten. Det ska ske genom avsättningar, andra skyddade områden och genom att skapa konnektivitet och/eller genom andra direkta åtgärder som gynnar dessa arters överlevnad och livskraft. Åtgärderna ska stå i förhållande till brukandets skala, intensitet och risk, samt till sällsynta och hotade arters bevarandestatus och ekologiska krav. Certifikatsinnehavaren ska beakta den geografiska spridningen och ekologiska krav hos sällsynta och hotade arter utanför skogsbruksenhetens gränser när beslut om åtgärder inom skogsbruksenheten ska fattas.</w:t>
       </w:r>
     </w:p>
     <w:p>
@@ -313,10 +538,36 @@
         <w:rPr>
           <w:b/>
         </w:rPr>
-        <w:t>Duvhök (NT, §4)</w:t>
-      </w:r>
-      <w:r>
-        <w:t>, som är rödlistad som nära hotad, har minskat med 15 (0–30) % under de senaste 18 åren och minskningstakten för den svenska populationen bedöms vara nära gränsvärdet för sårbar (VU). Arten är starkt bunden till skogsmark och jagar helst inne i äldre skog. Den missgynnas av stora hyggen och täta planteringar. De gamla fåglarna är i huvudsak stationära i sina revir och boet läggs inne i tät, oftast äldre skog. Kantzoner mot öppen mark undviks och duvhöken, som är beroende av insynsskyddade boplatser, är därför känsligare för slutavverkning än flera andra rovfåglar. Friställande av boträd eller avverkning så att boplatsen blir exponerad mot öppen mark, medför att platsen överges. Eftersom duvhöken helst häckar i gammal skog, är dess häckningsplatser i princip alltid mer eller mindre hotade av skogsbruk och avverkningar (SLU Artdatabanken, 2026; Skogsstyrelsen 2016).</w:t>
+        <w:t xml:space="preserve">6.4.1 </w:t>
+      </w:r>
+      <w:r>
+        <w:t>Följande biotoper undantas från alla skogsbruksåtgärder, förutom åtgärder påkallade för att bevara eller främja biotopens naturliga eller hävdbetingade biologiska mångfald:</w:t>
+      </w:r>
+    </w:p>
+    <w:p>
+      <w:pPr>
+        <w:ind w:left="357"/>
+      </w:pPr>
+      <w:r>
+        <w:t>b) nyckelbiotoper enligt Skogsstyrelsens definition och metod (1995)</w:t>
+      </w:r>
+    </w:p>
+    <w:p>
+      <w:pPr>
+        <w:pStyle w:val="ListBullet"/>
+      </w:pPr>
+      <w:r>
+        <w:rPr>
+          <w:b/>
+          <w:i/>
+        </w:rPr>
+        <w:t xml:space="preserve">Kommentar: </w:t>
+      </w:r>
+      <w:r>
+        <w:rPr>
+          <w:i/>
+        </w:rPr>
+        <w:t>I det avverkningsanmälda skogsområdet har 27 rödlistade arter och signalarter påträffats. Detta ska jämföras med Skogsstyrelsens uppföljning 2017 av nyckelbiotoper som visade att man i genomsnitt hittar 20,6 olika rödlistade arter och signalarter i en nyckelbiotop (Wijk, S. 2017. Biologisk mångfald i nyckelbiotoper – Resultat från inventeringen “Uppföljning biologisk mångfald” 2009–2015. Rapport 4/2017 Skogsstyrelsen, Jönköping).</w:t>
       </w:r>
     </w:p>
     <w:p>
@@ -324,168 +575,28 @@
         <w:rPr>
           <w:b/>
         </w:rPr>
-        <w:t>Entita (NT, §4)</w:t>
-      </w:r>
-      <w:r>
-        <w:t xml:space="preserve">, rödlistad som nära hotad och prioriterad art i Skogsvårdslagen, har häckningsrevir i anmälan. Minskningstakten innevarande 10-årsperiod beräknas till 20 (10–30) % och bedöms vara nära gränsvärdet för Sårbar (VU). Entitan är ortstrogen och reviret är i genomsnitt omkring 5 hektar, ibland uppåt 20 hektar stort. Entitan är en utpräglad lövskogsfågel som föredrar flerskiktade, gärna högvuxna skogar med inslag av äldre träd och välutvecklat buskskikt. Även alkärr med videsnår hör till de miljöer som utnyttjas. Arten häckar ofta i skogar som är svagt eller inte alls påverkade av skogsbruk, ofta rör det sig om värdekärnor med höga naturvärden. Entitan missgynnas av konventionellt skogsbruk och dess ortstrohet och dåliga spridningsförmåga gör den känslig för fragmentering. Entita är typisk art för </w:t>
+        <w:t xml:space="preserve">6.4.3 </w:t>
+      </w:r>
+      <w:r>
+        <w:t>Bevarandeåtgärder genomförs för de kända förekomster av rödlistade arter som påverkas av skogsbruk.</w:t>
+      </w:r>
+    </w:p>
+    <w:p>
+      <w:pPr>
+        <w:pStyle w:val="ListBullet"/>
+      </w:pPr>
+      <w:r>
+        <w:rPr>
+          <w:b/>
+          <w:i/>
+        </w:rPr>
+        <w:t xml:space="preserve">Kommentar: </w:t>
       </w:r>
       <w:r>
         <w:rPr>
           <w:i/>
         </w:rPr>
-        <w:t>9080 Lövsumpskog</w:t>
-      </w:r>
-      <w:r>
-        <w:t xml:space="preserve"> (Skogsstyrelsen, 2016, SLU Artdatabanken, 2021).</w:t>
-      </w:r>
-    </w:p>
-    <w:p>
-      <w:r>
-        <w:rPr>
-          <w:b/>
-        </w:rPr>
-        <w:t>Fiskgjuse (§4)</w:t>
-      </w:r>
-      <w:r>
-        <w:t xml:space="preserve"> är fridlyst enligt 4§ artskyddsförordningen och upptagen i bilaga 1 EU:s fågeldirektiv. Den bygger vanligen sitt stora risbo i toppen av en plattkronad, kraftig tall (&gt;90%) med utsikt över omgivningen. Skogsavverkningar utan hänsyn till bevarandet av fiskgjusens boträd och häckningsbiotop utgör en fara genom att tillgången på lämpliga träd minskar. Lämna en skyddszon kring boplatser vid avverkning eller gallring. Boträdets placering styr behovet av skyddszon vilket måste bedömas från fall till fall, men skyddszonen bör vara tillräckligt bred för att behålla skydd mot insyn, erbjuda lämpliga sittplatser och förhindra att boträdet blåser ner. Avstå från skogsbruksåtgärder i hänsynskrävande miljöer, som på uddar eller öar med äldre skog eller hällmarkstallskog där det häckar fiskgjuse. Gör naturvårdsavsättningar i äldre skog i lämpliga områden för fiskgjuse, t.ex. på uddar och i hällmarksområden (SLU Artdatabanken, 2024; Skogsstyrelsen, 2016).</w:t>
-      </w:r>
-    </w:p>
-    <w:p>
-      <w:r>
-        <w:rPr>
-          <w:b/>
-        </w:rPr>
-        <w:t>Havsörn (§4)</w:t>
-      </w:r>
-      <w:r>
-        <w:t xml:space="preserve"> omfattas av bilaga 1 EU:s fågeldirektiv. Skyddandet av befintliga bon måste upprätthållas och i samband med skogsavverkning bör en skyddszon på minst 100 meters radie runt boplatsen lämnas intakt. Under häckningsperioden (1 januari till 15 augusti) är havsörnen störningskänslig och inga skogsbruksåtgärder eller annan störande verksamhet får förekomma närmare än 500 m från boet under den tiden. För att åstadkomma en succession av lämpliga boträd för kommande generationer av havsörnar behöver ett betydligt större antal s.k. evighetsträd sparas vid avverkningar redan idag (SLU Artdatabanken, 2026; Skogsstyrelsen, 2016).</w:t>
-      </w:r>
-    </w:p>
-    <w:p>
-      <w:r>
-        <w:rPr>
-          <w:b/>
-        </w:rPr>
-        <w:t>Kungsörn (NT, §4)</w:t>
-      </w:r>
-      <w:r>
-        <w:t xml:space="preserve"> är rödlistad som nära hotad och upptagen i bilaga 1 EU:s fågeldirektiv. Boträd får inte avverkas och skyddande skog bör vid avverkning alltid sparas runt örnbon, även runt s.k. alternativbon. Som utgångspunkt vid bedömning av hur mycket skog som skall lämnas runt boträdet bör 200 meters radie gälla. Under häckningsperioden (1 januari till 31 augusti) är kungsörnen störningskänslig och inga skogsbruksåtgärder eller andra störande verksamheter får förekomma närmare än 500 m från boet under den tiden. Arealen på det sparade skogspartiet kan uppgå till åtskilliga tiotals hektar beroende på t.ex. topografi, vindexponering och insyn. Det är även värdefullt om sammanhängande skog kan lämnas i någon riktning. Avverkning av gammelskog i bergsbranter och annan svår terräng måste undvikas (SLU Artdatabanken, 2024; Skogsstyrelsen, 2016).</w:t>
-      </w:r>
-    </w:p>
-    <w:p>
-      <w:r>
-        <w:rPr>
-          <w:b/>
-        </w:rPr>
-        <w:t>Mindre hackspett (NT, §4)</w:t>
-      </w:r>
-      <w:r>
-        <w:t xml:space="preserve"> är rödlistad som nära hotad, fridlyst och prioriterad art i Skogsvårdslagen. Minskningstakten har uppgått till 25 (10–40) % under de senaste 15 åren och bedöms vara nära gränsvärdet för Sårbar (VU). (A2bc). Arten har stora revir och höga krav när det gäller förekomst av lövskog på landskapsnivå. För att häcka framgångsrikt behöver ett par cirka 40 ha äldre lövdominerad skog inom ett område på upp till 200 ha. Under vintern kan födosök även ske i äldre grandominerad skog. Mindre hackspett är typisk art för </w:t>
-      </w:r>
-      <w:r>
-        <w:rPr>
-          <w:i/>
-        </w:rPr>
-        <w:t>9010 Taiga, 9750 Svämlövskog, 9080 Lövsumpskog, 9030 Landhöjningsskog och 9040 Fjällbjörkskog</w:t>
-      </w:r>
-      <w:r>
-        <w:t xml:space="preserve"> (SLU Artdatabanken, 2021; Skogsstyrelsen, 2016).</w:t>
-      </w:r>
-    </w:p>
-    <w:p>
-      <w:r>
-        <w:rPr>
-          <w:b/>
-        </w:rPr>
-        <w:t>Pilgrimsfalk (VU, §4)</w:t>
-      </w:r>
-      <w:r>
-        <w:t xml:space="preserve"> är rödlistad som sårbar och är upptagen i bilaga 1 EU:s fågeldirektiv. Den har minskat med 17.5 (15–20) % under de senaste 18 åren och minskningstakten överstiger gränsvärdet för sårbar (VU). Pilgrimsfalken häckar i branta klippväggar, där boet läggs på en öppen, svåråtkomlig klipphylla. Många av de bebodda klippstupen gränsar till skogsmark. Markhäckningar förekommer relativt frekvent på stora, blöta myrar i Norrbottens län. Tidigare var häckningar i risbon, framför allt i fiskgjusebon, förhållandevis vanligt men förekommer numera sällan. Lämna en skyddszon med träd mot häckningsplatsen (klippbranten), så att häckningsmiljön behålls oförändrad. Eventuell skog i själva rasbranten lämnas orörd. Vid häckning i risbon, avstå från avverkning inom 100 meter från boet.  Hänsyn bör tas även till äldre, dokumenterade häckningsplatser även om de för tillfället inte är i bruk (SLU Artdatabanken, 2026; Skogsstyrelsen, 2016).</w:t>
-      </w:r>
-    </w:p>
-    <w:p>
-      <w:r>
-        <w:rPr>
-          <w:b/>
-        </w:rPr>
-        <w:t>Röd glada (§4)</w:t>
-      </w:r>
-      <w:r>
-        <w:t xml:space="preserve"> är fridlyst enligt 4§ artskyddsförordningen och upptagen i bilaga 1 EU:s fågeldirektiv. Den häckar gärna i omväxlande landskap med mosaik av öppna marker och skogar. Tidigare studier har visat en förkärlek för att häcka nära sjöar, och häckningsframgången var också högre hos par som häckade nära vatten. Boet läggs i träd, ofta högt och vanligen nära skogsbryn. Missgynnas av skogliga åtgärder som lämnar boet allt för exponerat, främst genom för smala skyddszoner och för omfattande gallring. Lämna en skyddszon kring boplatser vid avverkning eller andra skogliga åtgärder. Bredden på skyddszonen beror på platsen, men som tumregel ska den ska vara så bred att boplatsen inte är väsentligt mer exponerad för insyn än tidigare. Spara samtliga träd med större risbon, även sådana där boet ser obebott ut. Avstå att avverka äldre lövdominerade bestånd, främst i anslutning till öppen jordbruksmark (SLU Artdatabanken, 2024; Skogsstyrelsen, 2016).</w:t>
-      </w:r>
-    </w:p>
-    <w:p>
-      <w:r>
-        <w:rPr>
-          <w:b/>
-        </w:rPr>
-        <w:t>Spillkråka (§4)</w:t>
-      </w:r>
-      <w:r>
-        <w:t xml:space="preserve"> omfattas av bilaga 1 i EU:s fågeldirektiv och är typisk art för </w:t>
-      </w:r>
-      <w:r>
-        <w:rPr>
-          <w:i/>
-        </w:rPr>
-        <w:t xml:space="preserve">9010 Taiga </w:t>
-      </w:r>
-      <w:r>
-        <w:t>och</w:t>
-      </w:r>
-      <w:r>
-        <w:rPr>
-          <w:i/>
-        </w:rPr>
-        <w:t xml:space="preserve"> 9740 Skogsbevuxen myr</w:t>
-      </w:r>
-      <w:r>
-        <w:t>. Den behöver grova träd, främst tall, asp och bok som boträd. Skogsbruk med korta omloppstider och täta, homogena ungskogar utgör det största hotet. Spillkråka är en nyckelart i skogliga miljöer vars övergivna bohål utnyttjas av flera andra hålhäckande fågelarter och fladdermöss, däribland pärluggla (EN, §4), knipa (§4), salskrake (§4) och skogsduva (§4). Hökuggla (VU, §4) och slaguggla (§4) häckar ofta i högstubbar som brutits av i höjd med ett gammalt spillkråkebo (SLU Artdatabanken, 2026; Skogsstyrelsen, 2016).</w:t>
-      </w:r>
-    </w:p>
-    <w:p>
-      <w:r>
-        <w:rPr>
-          <w:b/>
-        </w:rPr>
-        <w:t>Stenfalk (§4)</w:t>
-      </w:r>
-      <w:r>
-        <w:t xml:space="preserve"> är typisk art för </w:t>
-      </w:r>
-      <w:r>
-        <w:rPr>
-          <w:i/>
-        </w:rPr>
-        <w:t>9040 Fjällbjörkskog</w:t>
-      </w:r>
-      <w:r>
-        <w:t xml:space="preserve"> och omfattas av bilaga 1 EU:s fågeldirektiv. Den förekommer främst i fjällen men häckar även i gles barrskog i Norrlands inland. Arten lever i stor utsträckning på småfåglar och vadare som den fångar i öppna miljöer. I skogslandet påträffas därför en majoritet av boplatserna i anslutning till större myrar och hyggen. Stenfalken häckar i gles skog, ofta i tall eller en björk belägen så att falkarna har bra utsikt från boet. På Öland häckar den i kråkbon i mer eller mindre solitära granar ute på alvaret. Hänsyn ska främst tas mot boplatser (bon som används och alternativbon) och under perioden 1 april−31 juli ska inga skogliga åtgärder ske inom 200 meter från bebodda bon</w:t>
-      </w:r>
-      <w:r>
-        <w:rPr>
-          <w:i/>
-        </w:rPr>
-        <w:t xml:space="preserve"> </w:t>
-      </w:r>
-      <w:r>
-        <w:t>(SLU Artdatabanken, 2026; Skogsstyrelsen, 2016).</w:t>
-      </w:r>
-    </w:p>
-    <w:p>
-      <w:r>
-        <w:rPr>
-          <w:b/>
-        </w:rPr>
-        <w:t>Talltita (NT, §4)</w:t>
-      </w:r>
-      <w:r>
-        <w:t>, rödlistad som nära hotad och prioriterad art i Skogsvårdslagen, har häckningsrevir i anmälan. Arten har minskat kraftigt de senaste 30 åren och minskningstakten innevarande 10-årsperiod beräknas till 20 (10–30) %. Talltitan är synnerligen trogen sitt cirka 15 hektar stora revir och är beroende av flerskiktade olikåldriga skogar för att kunna föda upp sina ungar. Talltitan försvinner om dess livsmiljö kalavverkas (Eggers &amp; Low, 2014; Ekman, 1979; Griesser et al, 2007; Klein, 2020; Siffczyk et al, 2003; SLU Artdatabanken, 2021).</w:t>
-      </w:r>
-    </w:p>
-    <w:p>
-      <w:r>
-        <w:t>I BILAGA 1 finns mer detaljerad information om ekologi samt krav på livsmiljö hos fridlysta arter.</w:t>
+        <w:t>I det avverkningsanmälda skogsområdet har 45 naturvårdsarter varav 27 rödlistade arter sina livsmiljöer och växtplatser.</w:t>
       </w:r>
     </w:p>
     <w:p>
@@ -493,7 +604,152 @@
         <w:pStyle w:val="Heading2"/>
       </w:pPr>
       <w:r>
-        <w:t>Övriga naturvårdsarter</w:t>
+        <w:t>Ur Chain of Custody Certification (FSC-STD-40-004 ver 3.0)</w:t>
+      </w:r>
+    </w:p>
+    <w:p>
+      <w:r>
+        <w:rPr>
+          <w:b/>
+        </w:rPr>
+        <w:t xml:space="preserve">1.3 </w:t>
+      </w:r>
+      <w:r>
+        <w:t xml:space="preserve">The organization shall commit to the FSC values as defined in FSC-POL-01-004 Policy for the Association of Organizations with FSC. </w:t>
+      </w:r>
+    </w:p>
+    <w:p>
+      <w:pPr>
+        <w:pStyle w:val="Heading2"/>
+      </w:pPr>
+      <w:r>
+        <w:t>Ur FSC:s policy för associerade organisationer (FSC-POL-01-004)</w:t>
+      </w:r>
+    </w:p>
+    <w:p>
+      <w:r>
+        <w:t xml:space="preserve">Som “Chain of Custody”-certifierad organisation är skogsbolaget bunden av de fastställda reglerna i Del 1 Punkt 1 c) i Policy för organisationer associerade med FSC (FSC-POL-01-004 V2-0 EN + SVE version 2012-03-02): </w:t>
+      </w:r>
+    </w:p>
+    <w:p>
+      <w:pPr>
+        <w:pStyle w:val="ListNumber"/>
+      </w:pPr>
+      <w:r>
+        <w:t>De organisationer FSC kan acceptera association med får inte direkt eller indirekt ha några kopplingar till nedanstående, oacceptabla aktiviteter:</w:t>
+      </w:r>
+    </w:p>
+    <w:p>
+      <w:pPr>
+        <w:ind w:left="357"/>
+      </w:pPr>
+      <w:r>
+        <w:t>a) Olaglig skogsavverkning och handel med olagligt avverkat virke eller skogsprodukter</w:t>
+      </w:r>
+    </w:p>
+    <w:p>
+      <w:pPr>
+        <w:ind w:left="357"/>
+      </w:pPr>
+      <w:r>
+        <w:t>...</w:t>
+      </w:r>
+    </w:p>
+    <w:p>
+      <w:pPr>
+        <w:ind w:left="357"/>
+      </w:pPr>
+      <w:r>
+        <w:t>c) Skogsbruk som förstör höga naturvärden</w:t>
+      </w:r>
+    </w:p>
+    <w:p>
+      <w:pPr>
+        <w:ind w:left="357"/>
+      </w:pPr>
+      <w:r>
+        <w:t>d) Betydande omvandling av skog till plantager eller annan, icke skoglig, markanvändning</w:t>
+      </w:r>
+    </w:p>
+    <w:p>
+      <w:pPr>
+        <w:pStyle w:val="ListBullet"/>
+      </w:pPr>
+      <w:r>
+        <w:rPr>
+          <w:b/>
+          <w:i/>
+        </w:rPr>
+        <w:t xml:space="preserve">Kommentar: </w:t>
+      </w:r>
+      <w:r>
+        <w:rPr>
+          <w:i/>
+        </w:rPr>
+        <w:t>Avverkning av skog med höga naturvärden samt skada på fridlysta arter strider både mot FSC Controlled Wood-standarden och FSC:s policy for associerade organisationer.</w:t>
+      </w:r>
+    </w:p>
+    <w:p>
+      <w:pPr>
+        <w:pStyle w:val="Heading2"/>
+      </w:pPr>
+      <w:r>
+        <w:t>Ur FSC Controlled Wood (FSC-STD-40-005)</w:t>
+      </w:r>
+    </w:p>
+    <w:p>
+      <w:r>
+        <w:t>Virke som inte accepteras i FSC-märkta produkter (oacceptabelt ursprung) enligt FSC Controlled Wood (FSC-STD-40-005):</w:t>
+      </w:r>
+    </w:p>
+    <w:p>
+      <w:pPr>
+        <w:pStyle w:val="ListNumber"/>
+      </w:pPr>
+      <w:r>
+        <w:t>Illegalt avverkat virke.</w:t>
+      </w:r>
+    </w:p>
+    <w:p>
+      <w:pPr>
+        <w:pStyle w:val="ListNumber"/>
+      </w:pPr>
+      <w:r>
+        <w:t>...</w:t>
+      </w:r>
+    </w:p>
+    <w:p>
+      <w:pPr>
+        <w:pStyle w:val="ListNumber"/>
+      </w:pPr>
+      <w:r>
+        <w:t>Virke från avverkningar som hotar höga naturvärden.</w:t>
+      </w:r>
+    </w:p>
+    <w:p>
+      <w:pPr>
+        <w:pStyle w:val="ListNumber"/>
+      </w:pPr>
+      <w:r>
+        <w:t>Virke från skog som konverteras till plantager eller icke-skogligt bruk.</w:t>
+      </w:r>
+    </w:p>
+    <w:p>
+      <w:pPr>
+        <w:pStyle w:val="ListBullet"/>
+      </w:pPr>
+      <w:r>
+        <w:rPr>
+          <w:b/>
+          <w:i/>
+        </w:rPr>
+        <w:t xml:space="preserve">Kommentar: </w:t>
+      </w:r>
+      <w:r>
+        <w:rPr>
+          <w:i/>
+        </w:rPr>
+        <w:t>Avverkning av skog med höga naturvärden samt skada på fridlysta arter strider både mot FSC Controlled Wood-standarden och FSC:s policy for associerade organisationer.</w:t>
       </w:r>
     </w:p>
     <w:p>
@@ -501,7 +757,80 @@
         <w:pStyle w:val="Heading1"/>
       </w:pPr>
       <w:r>
-        <w:t>Certifiering</w:t>
+        <w:t>Ur PEFC-standarden gällande lagefterlevnad</w:t>
+      </w:r>
+    </w:p>
+    <w:p>
+      <w:r>
+        <w:t>PEFC-standarden förutsätter att tillämplig svensk lagstiftning följs. Det är utsedd tillsynsmyndighet som ansvarar för tillsyn av lagens efterlevnad. PEFC-standarden återger innehållet i vissa certifieringskritiska lag- och föreskriftskrav vilka ska ingå i granskning av PEFC-systemets efterlevnad.</w:t>
+      </w:r>
+    </w:p>
+    <w:p>
+      <w:pPr>
+        <w:pStyle w:val="ListBullet"/>
+      </w:pPr>
+      <w:r>
+        <w:rPr>
+          <w:b/>
+          <w:i/>
+        </w:rPr>
+        <w:t xml:space="preserve">Kommentar: </w:t>
+      </w:r>
+      <w:r>
+        <w:rPr>
+          <w:i/>
+        </w:rPr>
+        <w:t>I den avverkningsanmälda skogen har fridlysta arter sina livsmiljöer och växtplatser. Att skada de fridlysta arternas livsmiljöer, växtplatser eller ekologiska funktion är inte tillåtet enligt artskyddsförordningen</w:t>
+      </w:r>
+    </w:p>
+    <w:p>
+      <w:r>
+        <w:br w:type="page"/>
+      </w:r>
+    </w:p>
+    <w:p>
+      <w:pPr>
+        <w:pStyle w:val="Title"/>
+      </w:pPr>
+      <w:r>
+        <w:t>BILAGA 1 – Fridlysta arter</w:t>
+      </w:r>
+    </w:p>
+    <w:p>
+      <w:pPr>
+        <w:pStyle w:val="Heading1"/>
+      </w:pPr>
+      <w:r>
+        <w:t>Bivråk – ekologi samt krav på livsmiljön</w:t>
+      </w:r>
+    </w:p>
+    <w:p>
+      <w:r>
+        <w:t>Bivråk (NT, §4) ingår i bilaga 1 i EU:s fågeldirektiv och är prioriterad art i Skogsvårdslagen. Den har minskat med 2/3-delar sedan 1970-talet och under de senaste 30 åren har minskningstakten uppgått till 22.5 (15–30) %. Minskningstakten för den svenska populationen bedöms vara nära gränsvärdet för Sårbar (VU) (SLU Artdatabanken, 2026).</w:t>
+      </w:r>
+    </w:p>
+    <w:p>
+      <w:r>
+        <w:t>Arten häckar i tät, ogallrad skog på högproduktiv mark, i södra Sverige främst i lövskogsrika trakter, i Norrland till stor del i högproduktiv granskog, Födan består av getinglarver och -puppor, men även av fågelungar och groddjur. (SLU Artdatabanken, 2026).</w:t>
+      </w:r>
+    </w:p>
+    <w:p>
+      <w:r>
+        <w:t>En trolig delförklaring till minskande bivråksstammar är att det i dagens skogs- och jordbruksbygder finns ett sämre utbud av insektsrika biotoper jämfört med förhållandena för 20–40 år sedan. Minskad insektsrikedom innebär förmodligen en lägre täthet av sociala getingsamhällen och därmed sämre förutsättningar för bivråkens häckning. En allmän "</w:t>
+      </w:r>
+      <w:r>
+        <w:rPr>
+          <w:i/>
+        </w:rPr>
+        <w:t>förtorkning</w:t>
+      </w:r>
+      <w:r>
+        <w:t>" av landskapet (täckdikning, dikning av skogsmark etc.) liksom omföring av lövträdsrika marker till täta produktionsskogar av barrträd medför dessutom en försämrad förekomst av tättingar (trastar etc.) och grodor, vilket sannolikt påverkar bivråken negativt. (SLU Artdatabanken, 2026).</w:t>
+      </w:r>
+    </w:p>
+    <w:p>
+      <w:r>
+        <w:t>Bevara lövskogar och öka andelen löv i barrskog. Gallra inte i onödan och inte alls i sumpskog. Dika inte ut vattensamlingar, sumpskogar, alkärr eller andra våta miljöer. Kring alla boplatser ska det lämnas en skyddszon vid avverkning eller andra skogliga åtgärder. Som tumregel ska skyddszonen vara så bred att boet inte syns väl från öppen mark (SLU Artdatabanken, 2026; Skogsstyrelsen, 2016).</w:t>
       </w:r>
     </w:p>
     <w:p>
@@ -509,137 +838,60 @@
         <w:pStyle w:val="Heading2"/>
       </w:pPr>
       <w:r>
-        <w:t>Ur FSC-standarden</w:t>
+        <w:t>Referenser – bivråk</w:t>
       </w:r>
     </w:p>
     <w:p>
       <w:r>
+        <w:t xml:space="preserve">Skogsstyrelsen, 2016. </w:t>
+      </w:r>
+      <w:r>
         <w:rPr>
-          <w:b/>
+          <w:i/>
         </w:rPr>
-        <w:t xml:space="preserve">PRINCIP 1: LAGEFTERLEVNAD: </w:t>
-      </w:r>
-      <w:r>
-        <w:t>Certifikatsinnehavaren ska följa alla tillämpliga lagar, förordningar och nationellt ratificerade internationella avtal, konventioner och överenskommelser.</w:t>
+        <w:t>Vägledning för hänsyn till bivråk.</w:t>
       </w:r>
     </w:p>
     <w:p>
       <w:r>
+        <w:t xml:space="preserve">SLU Artdatabanken, 2026. </w:t>
+      </w:r>
+      <w:r>
         <w:rPr>
-          <w:b/>
+          <w:i/>
         </w:rPr>
-        <w:t xml:space="preserve">1.3.1 </w:t>
-      </w:r>
-      <w:r>
-        <w:t>Tillämpliga lagar och föreskrifter för brukandet av skogen följs.</w:t>
+        <w:t xml:space="preserve">Artfaktablad. Naturvård – artfakta. </w:t>
+      </w:r>
+      <w:r>
+        <w:t>SLU Artdatabanken, Uppsala</w:t>
       </w:r>
     </w:p>
     <w:p>
       <w:pPr>
-        <w:pStyle w:val="ListBullet"/>
+        <w:pStyle w:val="Heading1"/>
       </w:pPr>
       <w:r>
-        <w:rPr>
-          <w:b/>
-          <w:i/>
-        </w:rPr>
-        <w:t xml:space="preserve">Kommentar: </w:t>
-      </w:r>
-      <w:r>
-        <w:t>I den avverkningsanmälda skogen har fridlysta arter sina livsmiljöer och växtplatser. Att skada de fridlysta arternas livsmiljöer, växtplatser eller ekologiska funktion är inte tillåtet enligt artskyddsförordningen.</w:t>
-      </w:r>
-      <w:r>
-        <w:rPr>
-          <w:i/>
-        </w:rPr>
-        <w:t xml:space="preserve"> EU:s medlemsländer och skogsbolag är skyldiga att agera i enlighet med EU:s fågeldirektiv där det uttryckligen står att direktivet gäller för fåglar samt för deras ägg, bon och </w:t>
-      </w:r>
-      <w:r>
-        <w:rPr>
-          <w:b/>
-          <w:i/>
-        </w:rPr>
-        <w:t xml:space="preserve">livsmiljöer </w:t>
-      </w:r>
-      <w:r>
-        <w:t>(artikel 1). Vidare att de åtgärder som vidtas inte får leda till en försämring av den nuvarande situationen beträffande bevarandet av de fågelarter som avses i artikel 1 (artikel 13).</w:t>
+        <w:t>Duvhök – ekologi samt krav på livsmiljön</w:t>
       </w:r>
     </w:p>
     <w:p>
       <w:r>
-        <w:rPr>
-          <w:b/>
-        </w:rPr>
-        <w:t xml:space="preserve">6.4 </w:t>
-      </w:r>
-      <w:r>
-        <w:t>Certifikatsinnehavaren ska skydda sällsynta arter och hotade arter samt deras livsmiljöer inom skogsbruksenheten. Det ska ske genom avsättningar, andra skyddade områden och genom att skapa konnektivitet och/eller genom andra direkta åtgärder som gynnar dessa arters överlevnad och livskraft. Åtgärderna ska stå i förhållande till brukandets skala, intensitet och risk, samt till sällsynta och hotade arters bevarandestatus och ekologiska krav. Certifikatsinnehavaren ska beakta den geografiska spridningen och ekologiska krav hos sällsynta och hotade arter utanför skogsbruksenhetens gränser när beslut om åtgärder inom skogsbruksenheten ska fattas.</w:t>
+        <w:t>Duvhök (NT, §4) är rödlistad som nära hotad och fridlyst enligt 4§ artskyddsförordningen. Arten har minskat med 15 (0–30) % under de senaste 18 åren och minskningstakten för den svenska populationen bedöms vara nära gränsvärdet för sårbar (VU). Bedömningen baseras på direkt observation, ett för arten lämpligt abundansindex och minskad geografisk utbredning och/eller försämrad habitatkvalitet (allt yngre och tätare skogar vilket försvårar för boplacering samt missgynnar jaktmöjligheterna) (SLU Artdatabanken, 2026).</w:t>
       </w:r>
     </w:p>
     <w:p>
       <w:r>
-        <w:rPr>
-          <w:b/>
-        </w:rPr>
-        <w:t xml:space="preserve">6.4.1 </w:t>
-      </w:r>
-      <w:r>
-        <w:t>Följande biotoper undantas från alla skogsbruksåtgärder, förutom åtgärder påkallade för att bevara eller främja biotopens naturliga eller hävdbetingade biologiska mångfald:</w:t>
+        <w:t>Duvhöken är starkt bunden till skogsmark, såväl för häckning som födosök. Den påträffas oftast i större skogsområden med äldre skog, men kan ibland även häcka i dungar i områden dominerade av öppen mark. De gamla fåglarna är i huvudsak stationära i sina revir. Duvhöken jagar helst inne i äldre skog och missgynnas av stora hyggen och täta planteringar (Skogsstyrelsen, 2016).</w:t>
       </w:r>
     </w:p>
     <w:p>
-      <w:pPr>
-        <w:ind w:left="357"/>
-      </w:pPr>
-      <w:r>
-        <w:t>b) nyckelbiotoper enligt Skogsstyrelsens definition och metod (1995)</w:t>
+      <w:r>
+        <w:t>Boet läggs inne i tät, oftast äldre skog. Kantzoner mot öppen mark undviks och duvhöken är därför känsligare för slutavverkning än flera andra rovfåglar. Boträdet måste vara grovgrenigt och är oftast en äldre gran eller tall, i sydligaste Sverige är bok vanligt. Duvhöken är beroende av insynsskyddade boplatser. Friställande av boträd eller avverkning så att boplatsen är exponerad mot öppen mark, medför att platsen överges. Samma bo kan användas flera år i rad, men likt andra rovfåglar har den normalt ett eller flera alternativa bon (Skogsstyrelsen, 2016). Eftersom duvhöken helst häckar i gammal skog, är dess häckningsplatser i princip alltid mer eller mindre hotade av skogsbruk och avverkningar (SLU Artdatabanken, 2026).</w:t>
       </w:r>
     </w:p>
     <w:p>
-      <w:pPr>
-        <w:pStyle w:val="ListBullet"/>
-      </w:pPr>
-      <w:r>
-        <w:rPr>
-          <w:b/>
-          <w:i/>
-        </w:rPr>
-        <w:t xml:space="preserve">Kommentar: </w:t>
-      </w:r>
-      <w:r>
-        <w:rPr>
-          <w:i/>
-        </w:rPr>
-        <w:t>I det avverkningsanmälda skogsområdet har 27 rödlistade arter och signalarter påträffats. Detta ska jämföras med Skogsstyrelsens uppföljning 2017 av nyckelbiotoper som visade att man i genomsnitt hittar 20,6 olika rödlistade arter och signalarter i en nyckelbiotop (Wijk, S. 2017. Biologisk mångfald i nyckelbiotoper – Resultat från inventeringen “Uppföljning biologisk mångfald” 2009–2015. Rapport 4/2017 Skogsstyrelsen, Jönköping).</w:t>
-      </w:r>
-    </w:p>
-    <w:p>
-      <w:r>
-        <w:rPr>
-          <w:b/>
-        </w:rPr>
-        <w:t xml:space="preserve">6.4.3 </w:t>
-      </w:r>
-      <w:r>
-        <w:t>Bevarandeåtgärder genomförs för de kända förekomster av rödlistade arter som påverkas av skogsbruk.</w:t>
-      </w:r>
-    </w:p>
-    <w:p>
-      <w:pPr>
-        <w:pStyle w:val="ListBullet"/>
-      </w:pPr>
-      <w:r>
-        <w:rPr>
-          <w:b/>
-          <w:i/>
-        </w:rPr>
-        <w:t xml:space="preserve">Kommentar: </w:t>
-      </w:r>
-      <w:r>
-        <w:rPr>
-          <w:i/>
-        </w:rPr>
-        <w:t>I det avverkningsanmälda skogsområdet har 45 naturvårdsarter varav 27 rödlistade arter sina livsmiljöer och växtplatser.</w:t>
+      <w:r>
+        <w:t>Den viktigaste begränsande faktorn för duvhökspopulationen i stort är födan och ett allvarligare problem är därför den av skogsbruket orsakade storskaliga omvandlingen och utarmningen av skogslandskapet, som kan påverka såväl duvhökens möjlighet att jaga som förekomsten av viktiga byten. Duvhökens jaktteknik gör den beroende av landskapets utformning och sammansättning och dess preferens för gammal skog tyder på att den är anpassad till att jaga i skog som är “lagom” tät. I öppnare biotoper, till exempel hyggen, kommer dess jaktteknik inte till sin rätt och i tätare biotoper, t.ex. ungskogar, har den relativt stora duvhöken svårt att manövrera (SLU Artdatabanken, 2026).</w:t>
       </w:r>
     </w:p>
     <w:p>
@@ -647,18 +899,72 @@
         <w:pStyle w:val="Heading2"/>
       </w:pPr>
       <w:r>
-        <w:t>Ur Chain of Custody Certification (FSC-STD-40-004 ver 3.0)</w:t>
+        <w:t>Referenser – duvhök</w:t>
       </w:r>
     </w:p>
     <w:p>
       <w:r>
+        <w:t xml:space="preserve">Skogsstyrelsen, 2016. </w:t>
+      </w:r>
+      <w:r>
         <w:rPr>
-          <w:b/>
+          <w:i/>
         </w:rPr>
-        <w:t xml:space="preserve">1.3 </w:t>
-      </w:r>
-      <w:r>
-        <w:t xml:space="preserve">The organization shall commit to the FSC values as defined in FSC-POL-01-004 Policy for the Association of Organizations with FSC. </w:t>
+        <w:t xml:space="preserve">Duvhök – Vägledning för hänsyn till fåglar. </w:t>
+      </w:r>
+      <w:r>
+        <w:t>https://www.skogsstyrelsen.se/globalassets/lag-och-tillsyn/artskydd/vagledningar-for-hansyn-till-faglar/duvhok-vagledning-hansyn2.pdf</w:t>
+      </w:r>
+    </w:p>
+    <w:p>
+      <w:r>
+        <w:t xml:space="preserve">SLU Artdatabanken, 2026. </w:t>
+      </w:r>
+      <w:r>
+        <w:rPr>
+          <w:i/>
+        </w:rPr>
+        <w:t xml:space="preserve">Artfaktablad. Naturvård – artfakta. </w:t>
+      </w:r>
+      <w:r>
+        <w:t>SLU Artdatabanken, Uppsala</w:t>
+      </w:r>
+    </w:p>
+    <w:p>
+      <w:pPr>
+        <w:pStyle w:val="Heading1"/>
+      </w:pPr>
+      <w:r>
+        <w:t>Entita – ekologi samt krav på livsmiljön</w:t>
+      </w:r>
+    </w:p>
+    <w:p>
+      <w:r>
+        <w:t xml:space="preserve">Entita (NT, §4) är rödlistad som nära hotad, fridlyst och prioriterad art enligt Skogsvårdslagen. Den omfattas av EU:s fågeldirektiv och är typisk art för </w:t>
+      </w:r>
+      <w:r>
+        <w:rPr>
+          <w:i/>
+        </w:rPr>
+        <w:t>9080 Lövsumpskog</w:t>
+      </w:r>
+      <w:r>
+        <w:t>. Minskningstakten har uppgått till 20 (10–30) % under de senaste 10 åren och bedöms vara nära gränsvärdet för Sårbar (VU). (A2b) (SLU Artdatabanken, 2021).</w:t>
+      </w:r>
+    </w:p>
+    <w:p>
+      <w:r>
+        <w:t>Entitan är en utpräglad lövskogsfågel som påträffas i ädellövskogar, strandskogar, ekhagar, igenväxande hagmarker, lövdungar, parker och trädgårdar. Den föredrar flerskiktade, gärna högvuxna skogar med inslag av äldre träd och med ett välutvecklat buskskikt. Ek- och hasseldominerade skogar och dungar, samt alkärr med videsnår, hör till de miljöer som ofta utnyttjas. I sydligaste Sverige är bokskog en viktig miljö (Skogsstyrelsen, 2016).</w:t>
+      </w:r>
+    </w:p>
+    <w:p>
+      <w:r>
+        <w:t>Reviren är relativt stora för en småfågel, i genomsnitt omkring 5 hektar men de kan vara upp till 20 hektar. Entitan är en utpräglad stannfågel och rör sig inte långt från kläckningsplatsen; ungfåglarna sprider sig sällan mer än 5 km från födelseplatsen och etablerade fåglar lämnar därefter inte sitt revir (Skogsstyrelsen, 2016). Det häckande paret försvarar sitt revir året runt. De tillåter dock en grupp av ungfåglar att etablera sig inom deras revir och så bildas en vinterflock, vilket sker redan i juni månad. Även under kalla vintrar stannar entitan kvar inom sitt revir. Hittar man entitor vid sitt foderbord beror det på att fågelmatningen ligger inom ett entiterevir (SLU Artdatabanken, 2021). Arten är känslig för fragmentering och har svårt att etablera sig i isolerade skogsområden. Entitan är hålhäckare, men kan inte själv hacka fram sitt hål utan är beroende av miljöer som erbjuder naturliga hål (Skogsstyrelsen, 2016).</w:t>
+      </w:r>
+    </w:p>
+    <w:p>
+      <w:r>
+        <w:t>Arten häckar ofta i skogar som är svagt eller inte alls påverkade av skogsbruk. Särskilt i Svealand ofta i skogar som har höga naturvärden och utgör skogliga värdekärnor. Entitan missgynnas av konventionellt skogsbruk genom minskad förekomst av risiga, flerskiktade skogar liksom av avverkning av lövträdsrika kantzoner. Entitans ortstrohet och dåliga spridningsförmåga gör den känslig för fragmentering (Skogsstyrelsen, 2016).</w:t>
       </w:r>
     </w:p>
     <w:p>
@@ -666,70 +972,63 @@
         <w:pStyle w:val="Heading2"/>
       </w:pPr>
       <w:r>
-        <w:t>Ur FSC:s policy för associerade organisationer (FSC-POL-01-004)</w:t>
+        <w:t>Referenser – entita</w:t>
       </w:r>
     </w:p>
     <w:p>
       <w:r>
-        <w:t xml:space="preserve">Som “Chain of Custody”-certifierad organisation är skogsbolaget bunden av de fastställda reglerna i Del 1 Punkt 1 c) i Policy för organisationer associerade med FSC (FSC-POL-01-004 V2-0 EN + SVE version 2012-03-02): </w:t>
+        <w:t xml:space="preserve">Skogsstyrelsen, 2016. </w:t>
+      </w:r>
+      <w:r>
+        <w:rPr>
+          <w:i/>
+        </w:rPr>
+        <w:t xml:space="preserve">Vägledning för hänsyn till entita. </w:t>
+      </w:r>
+      <w:r>
+        <w:t>https://www.skogsstyrelsen.se/globalassets/lag-och-tillsyn/artskydd/vagledningar-for-hansyn-till-faglar/entita-vagledning-hansyn2.pdf</w:t>
+      </w:r>
+    </w:p>
+    <w:p>
+      <w:r>
+        <w:t xml:space="preserve">SLU Artdatabanken, 2021. </w:t>
+      </w:r>
+      <w:r>
+        <w:rPr>
+          <w:i/>
+        </w:rPr>
+        <w:t xml:space="preserve">Artfaktablad. Naturvård – artfakta. </w:t>
+      </w:r>
+      <w:r>
+        <w:t>SLU Artdatabanken, Uppsala</w:t>
       </w:r>
     </w:p>
     <w:p>
       <w:pPr>
-        <w:pStyle w:val="ListNumber"/>
+        <w:pStyle w:val="Heading1"/>
       </w:pPr>
       <w:r>
-        <w:t>De organisationer FSC kan acceptera association med får inte direkt eller indirekt ha några kopplingar till nedanstående, oacceptabla aktiviteter:</w:t>
+        <w:t>Kungsörn – ekologi samt krav på livsmiljön</w:t>
       </w:r>
     </w:p>
     <w:p>
-      <w:pPr>
-        <w:ind w:left="357"/>
-      </w:pPr>
-      <w:r>
-        <w:t>a) Olaglig skogsavverkning och handel med olagligt avverkat virke eller skogsprodukter</w:t>
+      <w:r>
+        <w:t>Kungsörn är rödlistad som nära hotad (NT) och fridlyst enligt 4§ Artskyddsförordningen samt upptagen i bilaga 1 EU:s fågeldirektiv. Kungsörnen häckar i skogs- och fjällområden där den bygger stora risbon i grova träd eller på klipphyllor. Risboet är ca 1,5 m i diameter och i extremfall upp till 5 m högt, vanligtvis beläget i en kraftig tall eller i ett klippstup, ofta med utsikt över terrängen. Varje par har ofta flera alternativa boplatser inom sitt revir och dessa kan ligga åtskilliga kilometer från varandra (upp till 6,5 km konstaterat i Norge). Bon i träd placeras oftast på 2/3 höjd, mera sällan i eller nära toppen (SLU Artdatabanken, 2024).</w:t>
       </w:r>
     </w:p>
     <w:p>
-      <w:pPr>
-        <w:ind w:left="357"/>
-      </w:pPr>
-      <w:r>
-        <w:t>...</w:t>
+      <w:r>
+        <w:t>I marker med medelgod bytestillgång är avståndet mellan etablerade par under naturliga förhållanden i genomsnitt cirka 10 km. I områden med gott om byten, som t.ex. i Skåne och Gotland men lokalt även i Norrland, kan avstånden vara betydligt kortare. Till exempel på Gotland har samtidiga häckningar skett i bon belägna endast lite drygt tre kilometer från varandra. I fattiga norrlandsskogar är medelavståndet mellan paren drygt 15 km. (SLU Artdatabanken, 2024).</w:t>
       </w:r>
     </w:p>
     <w:p>
-      <w:pPr>
-        <w:ind w:left="357"/>
-      </w:pPr>
-      <w:r>
-        <w:t>c) Skogsbruk som förstör höga naturvärden</w:t>
+      <w:r>
+        <w:t>Boträd får inte avverkas och skyddande skog bör vid avverkning alltid sparas runt örnbon, även runt s.k. alternativbon. Som utgångspunkt vid bedömning av hur mycket skog som skall lämnas runt boträdet bör 200 meters radie gälla. Under häckningsperioden (1 januari till 31 augusti) är kungsörnen störningskänslig och inga skogsbruksåtgärder eller annan störande berksamhet får förekomma närmare än 500 m från boet under den tiden. Arealen på det sparade skogspartiet kan uppgå till åtskilliga tiotals hektar beroende på t.ex. topografi, vindexponering och insyn. Det är även värdefullt om sammanhängande skog kan lämnas i någon riktning. Avverkning av gammelskog i bergsbranter och annan svår terräng måste undvikas (SLU Artdatabanken, 2024; Skogsstyrelsen, 2016).</w:t>
       </w:r>
     </w:p>
     <w:p>
-      <w:pPr>
-        <w:ind w:left="357"/>
-      </w:pPr>
-      <w:r>
-        <w:t>d) Betydande omvandling av skog till plantager eller annan, icke skoglig, markanvändning</w:t>
-      </w:r>
-    </w:p>
-    <w:p>
-      <w:pPr>
-        <w:pStyle w:val="ListBullet"/>
-      </w:pPr>
-      <w:r>
-        <w:rPr>
-          <w:b/>
-          <w:i/>
-        </w:rPr>
-        <w:t xml:space="preserve">Kommentar: </w:t>
-      </w:r>
-      <w:r>
-        <w:rPr>
-          <w:i/>
-        </w:rPr>
-        <w:t>Avverkning av skog med höga naturvärden samt skada på fridlysta arter strider både mot FSC Controlled Wood-standarden och FSC:s policy for associerade organisationer.</w:t>
+      <w:r>
+        <w:t>Kungsörnen har på lång sikt en något osäker framtid på grund av den genomhuggning och kalavverkning av äldre, urskogsartade bestånd som fortfarande sker långt upp mot fjällområdena. Därvid kan brist på lämpliga boträd uppstå, likaså försämrad bytestillgång. Boträden, tallar i minst 95 % av fallen, bör vara kraftiga och i Norrland helst minst 200 år gamla. Medelåldern på 97 friska träd var 311 år vid en studie i Norrland 1975–1980. På Gotland har medelåldern på boträden konstaterats vara 145 år. Den gammelskog som i dagens läge finns kvar i Norrland hittas framför allt i svåravverkade, branta sluttningar i anslutning till berg, på blockrika berg, i eller i anslutning till raviner och sprickdalar eller på myrholmar. Eftersom ungefär halva den svenska kungsörnsstammen är beroende av lämpliga boträd skulle en mer omfattande avverkning i ovan nämnda terrängtyper troligen vara starkt negativ för artens fortbestånd. (SLU Artdatabanken, 2024).</w:t>
       </w:r>
     </w:p>
     <w:p>
@@ -737,62 +1036,35 @@
         <w:pStyle w:val="Heading2"/>
       </w:pPr>
       <w:r>
-        <w:t>Ur FSC Controlled Wood (FSC-STD-40-005)</w:t>
+        <w:t>Referenser – kungsörn</w:t>
       </w:r>
     </w:p>
     <w:p>
       <w:r>
-        <w:t>Virke som inte accepteras i FSC-märkta produkter (oacceptabelt ursprung) enligt FSC Controlled Wood (FSC-STD-40-005):</w:t>
-      </w:r>
-    </w:p>
-    <w:p>
-      <w:pPr>
-        <w:pStyle w:val="ListNumber"/>
-      </w:pPr>
-      <w:r>
-        <w:t>Illegalt avverkat virke.</w:t>
-      </w:r>
-    </w:p>
-    <w:p>
-      <w:pPr>
-        <w:pStyle w:val="ListNumber"/>
-      </w:pPr>
-      <w:r>
-        <w:t>...</w:t>
-      </w:r>
-    </w:p>
-    <w:p>
-      <w:pPr>
-        <w:pStyle w:val="ListNumber"/>
-      </w:pPr>
-      <w:r>
-        <w:t>Virke från avverkningar som hotar höga naturvärden.</w:t>
-      </w:r>
-    </w:p>
-    <w:p>
-      <w:pPr>
-        <w:pStyle w:val="ListNumber"/>
-      </w:pPr>
-      <w:r>
-        <w:t>Virke från skog som konverteras till plantager eller icke-skogligt bruk.</w:t>
-      </w:r>
-    </w:p>
-    <w:p>
-      <w:pPr>
-        <w:pStyle w:val="ListBullet"/>
-      </w:pPr>
-      <w:r>
-        <w:rPr>
-          <w:b/>
-          <w:i/>
-        </w:rPr>
-        <w:t xml:space="preserve">Kommentar: </w:t>
+        <w:t xml:space="preserve">Skogsstyrelsen, 2016. </w:t>
       </w:r>
       <w:r>
         <w:rPr>
           <w:i/>
         </w:rPr>
-        <w:t>Avverkning av skog med höga naturvärden samt skada på fridlysta arter strider både mot FSC Controlled Wood-standarden och FSC:s policy for associerade organisationer.</w:t>
+        <w:t xml:space="preserve">Vägledning för hänsyn till kungsörn. </w:t>
+      </w:r>
+      <w:r>
+        <w:t>Vägledningar och kunskapsstöd artskydd – Skogsstyrelsen</w:t>
+      </w:r>
+    </w:p>
+    <w:p>
+      <w:r>
+        <w:t xml:space="preserve">SLU Artdatabanken, 2024. </w:t>
+      </w:r>
+      <w:r>
+        <w:rPr>
+          <w:i/>
+        </w:rPr>
+        <w:t xml:space="preserve">Artfaktablad. Naturvård – artfakta. </w:t>
+      </w:r>
+      <w:r>
+        <w:t>SLU Artdatabanken, Uppsala</w:t>
       </w:r>
     </w:p>
     <w:p>
@@ -800,43 +1072,72 @@
         <w:pStyle w:val="Heading1"/>
       </w:pPr>
       <w:r>
-        <w:t>Ur PEFC-standarden gällande lagefterlevnad</w:t>
+        <w:t>Mindre hackspett – ekologi samt krav på livsmiljön</w:t>
       </w:r>
     </w:p>
     <w:p>
       <w:r>
-        <w:t>PEFC-standarden förutsätter att tillämplig svensk lagstiftning följs. Det är utsedd tillsynsmyndighet som ansvarar för tillsyn av lagens efterlevnad. PEFC-standarden återger innehållet i vissa certifieringskritiska lag- och föreskriftskrav vilka ska ingå i granskning av PEFC-systemets efterlevnad.</w:t>
+        <w:t xml:space="preserve">Mindre hackspett (NT) är rödlistad som nära hotad, fridlyst och prioriterad art i Skogsvårdslagen. Den är typisk art för </w:t>
+      </w:r>
+      <w:r>
+        <w:rPr>
+          <w:i/>
+        </w:rPr>
+        <w:t>9010 Taiga, 9750 Svämlövskog, 9080 Lövsumpskog, 9030 Landhöjningsskog och 9040 Fjällbjörkskog</w:t>
+      </w:r>
+      <w:r>
+        <w:t>. Minskningstakten har uppgått till 25 (10–40) % under de senaste 15 åren och bedöms vara nära gränsvärdet för Sårbar (VU). (A2bc). (SLU Artdatabanken 2021).</w:t>
+      </w:r>
+    </w:p>
+    <w:p>
+      <w:r>
+        <w:t>Den mindre hackspetten lever i löv- och blandskog med förekomst av äldre lövträd, gärna ädellövträd i södra Sverige. Norrut förekommer arten i gamla löv- och blandskogar med al, björk och asp. Ett mycket glest bestånd förekommer i fjällbjörkskogen. Under vintern kan födosök ske även i äldre grandominerad skog, troligen för att den ger bättre skydd mot rovdjur och rovfåglar än ren lövskog. (SLU Artdatabanken, 2021).</w:t>
+      </w:r>
+    </w:p>
+    <w:p>
+      <w:r>
+        <w:t>Arten har stora revir och höga krav när det gäller förekomst av lövskog på landskapsnivå. För att häcka framgångsrikt behöver ett par cirka 40 ha äldre lövdominerad skog inom ett område på upp till 200 ha. Under vintern utsträcks födosöket till ett större område på flera hundra hektar, men varje individ återvänder till samma natthål kväll efter kväll. Arten häckar i murkna lövträdsstammar eller stubbar (oftast klibbal eller björk), vanligen 3–7 meter över marken. Ett nytt bohål hackas ut varje vår (Skogsstyrelsen, 2016 &amp; SLU Artdatabanken, 2021).</w:t>
+      </w:r>
+    </w:p>
+    <w:p>
+      <w:r>
+        <w:t>Den mindre hackspetten missgynnas av gallring i löv- och blandskogar, om lövträd tas bort. Vidare så missgynnas arten starkt genom avverkning av äldre lövträd, dränering och avverkning av al- och björkkärr, röjning eller gallring av täta strandskogar, alkärr samt borttagande av murkna träd och grenar. Nedhuggning av äldre hagmarksbjörkar och alar är också negativt. Arten hotas dessutom av biobränsleuttag i gamla inägomarker och andra lövskogar (Skogsstyrelsen, 2016 &amp; SLU Artdatabanken, 2021).</w:t>
       </w:r>
     </w:p>
     <w:p>
       <w:pPr>
-        <w:pStyle w:val="ListBullet"/>
+        <w:pStyle w:val="Heading2"/>
       </w:pPr>
       <w:r>
-        <w:rPr>
-          <w:b/>
-          <w:i/>
-        </w:rPr>
-        <w:t xml:space="preserve">Kommentar: </w:t>
+        <w:t>Referenser – mindre hackspett</w:t>
+      </w:r>
+    </w:p>
+    <w:p>
+      <w:r>
+        <w:t xml:space="preserve">Skogsstyrelsen, 2016. </w:t>
       </w:r>
       <w:r>
         <w:rPr>
           <w:i/>
         </w:rPr>
-        <w:t>I den avverkningsanmälda skogen har fridlysta arter sina livsmiljöer och växtplatser. Att skada de fridlysta arternas livsmiljöer, växtplatser eller ekologiska funktion är inte tillåtet enligt artskyddsförordningen</w:t>
+        <w:t xml:space="preserve">Vägledning för hänsyn till mindre hackspett. </w:t>
+      </w:r>
+      <w:r>
+        <w:t>https://www.skogsstyrelsen.se/globalassets/lag-och-tillsyn/artskydd/vagledningar-for-hansyn-till-faglar/mindre-hackspett-vagledning-hansyn2.pdf</w:t>
       </w:r>
     </w:p>
     <w:p>
       <w:r>
-        <w:br w:type="page"/>
-      </w:r>
-    </w:p>
-    <w:p>
-      <w:pPr>
-        <w:pStyle w:val="Title"/>
-      </w:pPr>
-      <w:r>
-        <w:t>BILAGA 1 – Fridlysta arter</w:t>
+        <w:t xml:space="preserve">SLU Artdatabanken, 2021. </w:t>
+      </w:r>
+      <w:r>
+        <w:rPr>
+          <w:i/>
+        </w:rPr>
+        <w:t xml:space="preserve">Artfaktablad. Naturvård – artfakta. </w:t>
+      </w:r>
+      <w:r>
+        <w:t>SLU Artdatabanken, Uppsala</w:t>
       </w:r>
     </w:p>
     <w:p>
@@ -844,36 +1145,27 @@
         <w:pStyle w:val="Heading1"/>
       </w:pPr>
       <w:r>
-        <w:t>Bivråk – ekologi samt krav på livsmiljön</w:t>
+        <w:t>Talltita – ekologi samt krav på livsmiljön</w:t>
       </w:r>
     </w:p>
     <w:p>
       <w:r>
-        <w:t>Bivråk (NT, §4) ingår i bilaga 1 i EU:s fågeldirektiv och är prioriterad art i Skogsvårdslagen. Den har minskat med 2/3-delar sedan 1970-talet och under de senaste 30 åren har minskningstakten uppgått till 22.5 (15–30) %. Minskningstakten för den svenska populationen bedöms vara nära gränsvärdet för Sårbar (VU) (SLU Artdatabanken, 2026).</w:t>
+        <w:t>Talltita är rödlistad som NT, fridlyst och prioriterad art i Skogsvårdslagen. Den omfattas av EU:s fågeldirektiv. Arten har minskat kraftigt de senaste 30 åren och minskningstakten innevarande 10-årsperiod beräknas till 20 (10–30) % (SLU Artdatabanken, 2022).</w:t>
       </w:r>
     </w:p>
     <w:p>
       <w:r>
-        <w:t>Arten häckar i tät, ogallrad skog på högproduktiv mark, i södra Sverige främst i lövskogsrika trakter, i Norrland till stor del i högproduktiv granskog, Födan består av getinglarver och -puppor, men även av fågelungar och groddjur. (SLU Artdatabanken, 2026).</w:t>
+        <w:t>Talltita föredrar större sammanhängande barrskogar, och finns såväl i tallskog som granskog och i lövblandad barrskog. Skogens struktur är viktig och ska helst vara flerskiktad med riklig underväxt av mindre granar, björk och andra lövträd och buskar. Tillgång på murknande högstubbar är särskilt viktig, eftersom talltitan helst själv hackar ut sitt bohål (SLU Artdatabanken, 2022).</w:t>
       </w:r>
     </w:p>
     <w:p>
       <w:r>
-        <w:t>En trolig delförklaring till minskande bivråksstammar är att det i dagens skogs- och jordbruksbygder finns ett sämre utbud av insektsrika biotoper jämfört med förhållandena för 20–40 år sedan. Minskad insektsrikedom innebär förmodligen en lägre täthet av sociala getingsamhällen och därmed sämre förutsättningar för bivråkens häckning. En allmän "</w:t>
-      </w:r>
-      <w:r>
-        <w:rPr>
-          <w:i/>
-        </w:rPr>
-        <w:t>förtorkning</w:t>
-      </w:r>
-      <w:r>
-        <w:t>" av landskapet (täckdikning, dikning av skogsmark etc.) liksom omföring av lövträdsrika marker till täta produktionsskogar av barrträd medför dessutom en försämrad förekomst av tättingar (trastar etc.) och grodor, vilket sannolikt påverkar bivråken negativt. (SLU Artdatabanken, 2026).</w:t>
+        <w:t>Det finns flera studier som visar att talltita är känslig för gallring och inte överlever när dess livsmiljö kalavverkas (Eggers and Low, 2014; Griesser et al., 2007; Klein, 2020). Talltitans revir är förhållandevis stora, 10–20 hektar och arten missgynnas när skogen fragmenteras. Kalavverkning av större delar av reviret innebär att det överges (Artdatabanken, 2021).</w:t>
       </w:r>
     </w:p>
     <w:p>
       <w:r>
-        <w:t>Bevara lövskogar och öka andelen löv i barrskog. Gallra inte i onödan och inte alls i sumpskog. Dika inte ut vattensamlingar, sumpskogar, alkärr eller andra våta miljöer. Kring alla boplatser ska det lämnas en skyddszon vid avverkning eller andra skogliga åtgärder. Som tumregel ska skyddszonen vara så bred att boet inte syns väl från öppen mark (SLU Artdatabanken, 2026; Skogsstyrelsen, 2016).</w:t>
+        <w:t>Talltitan är synnerligen trogen sitt revir så länge paret lever och biotopen förblir intakt. Paret stannar i sitt revir året om. En förlust av ett revir har därför en stor inverkan på den lokala populationen och trakthyggesbruket anses vara orsak till den svenska populationens kraftiga minskning. Talltiteparets revirtrohet innebär att närhelst under året man observerar en adult talltita så ingår denna plats i reviret (Siffczyk et al., 2003; Ekman, 1979).</w:t>
       </w:r>
     </w:p>
     <w:p>
@@ -881,23 +1173,82 @@
         <w:pStyle w:val="Heading2"/>
       </w:pPr>
       <w:r>
-        <w:t>Referenser – bivråk</w:t>
+        <w:t>Referenser – talltita</w:t>
       </w:r>
     </w:p>
     <w:p>
       <w:r>
-        <w:t xml:space="preserve">Skogsstyrelsen, 2016. </w:t>
+        <w:t xml:space="preserve">Eggers, S., Low, M., 2014. </w:t>
       </w:r>
       <w:r>
         <w:rPr>
           <w:i/>
         </w:rPr>
-        <w:t>Vägledning för hänsyn till bivråk.</w:t>
+        <w:t xml:space="preserve">Differential demographic responses of sympatric Parids to vegetation management in boreal forest. </w:t>
+      </w:r>
+      <w:r>
+        <w:t>For. Ecol. Manage. 319, 169–175.</w:t>
       </w:r>
     </w:p>
     <w:p>
       <w:r>
-        <w:t xml:space="preserve">SLU Artdatabanken, 2026. </w:t>
+        <w:t xml:space="preserve">Ekman, J., 1979. </w:t>
+      </w:r>
+      <w:r>
+        <w:rPr>
+          <w:i/>
+        </w:rPr>
+        <w:t xml:space="preserve">Coherence, composition and territories of winter social groups of the Willow Tit Parus montanus and the Crested Tit P. cristatus. </w:t>
+      </w:r>
+      <w:r>
+        <w:t>Ornis Scandinavica, 10, pp 56–68</w:t>
+      </w:r>
+    </w:p>
+    <w:p>
+      <w:r>
+        <w:t xml:space="preserve">Griesser, M., Nystrand, M., Eggers, S., Ekman, J., 2007. </w:t>
+      </w:r>
+      <w:r>
+        <w:rPr>
+          <w:i/>
+        </w:rPr>
+        <w:t xml:space="preserve">Impact of forestry practices on fitness correlates and population productivity in an open-nesting bird species. </w:t>
+      </w:r>
+      <w:r>
+        <w:t>Conserv. Biol. 21, 767–774. https://doi.org/10.1111/j.1523- 1739.2007.00675.x</w:t>
+      </w:r>
+    </w:p>
+    <w:p>
+      <w:r>
+        <w:t xml:space="preserve">Klein, J., 2020. </w:t>
+      </w:r>
+      <w:r>
+        <w:rPr>
+          <w:i/>
+        </w:rPr>
+        <w:t xml:space="preserve">The forgotten forest – On thinning, retention, and biodiversity in the boreal forest. </w:t>
+      </w:r>
+      <w:r>
+        <w:t>Doctoral Thesis No. 2020:50</w:t>
+      </w:r>
+    </w:p>
+    <w:p>
+      <w:r>
+        <w:t xml:space="preserve">Siffczyk, C., Brotons, L., Kangas, K., Orell, M., 2003. </w:t>
+      </w:r>
+      <w:r>
+        <w:rPr>
+          <w:i/>
+        </w:rPr>
+        <w:t xml:space="preserve">Home range size of willow tits. </w:t>
+      </w:r>
+      <w:r>
+        <w:t>Oecologica, 136, 635–642 (2003)</w:t>
+      </w:r>
+    </w:p>
+    <w:p>
+      <w:r>
+        <w:t xml:space="preserve">SLU Artdatabanken, 2021. </w:t>
       </w:r>
       <w:r>
         <w:rPr>
@@ -914,27 +1265,35 @@
         <w:pStyle w:val="Heading1"/>
       </w:pPr>
       <w:r>
-        <w:t>Duvhök – ekologi samt krav på livsmiljön</w:t>
+        <w:t>Spillkråka – ekologi samt krav på livsmiljön</w:t>
       </w:r>
     </w:p>
     <w:p>
       <w:r>
-        <w:t>Duvhök (NT, §4) är rödlistad som nära hotad och fridlyst enligt 4§ artskyddsförordningen. Arten har minskat med 15 (0–30) % under de senaste 18 åren och minskningstakten för den svenska populationen bedöms vara nära gränsvärdet för sårbar (VU). Bedömningen baseras på direkt observation, ett för arten lämpligt abundansindex och minskad geografisk utbredning och/eller försämrad habitatkvalitet (allt yngre och tätare skogar vilket försvårar för boplacering samt missgynnar jaktmöjligheterna) (SLU Artdatabanken, 2026).</w:t>
+        <w:t xml:space="preserve">Spillkråka (§4) ingår i bilaga 1 EU:s fågeldirektiv och är typisk art för </w:t>
+      </w:r>
+      <w:r>
+        <w:rPr>
+          <w:i/>
+        </w:rPr>
+        <w:t xml:space="preserve">9010 Taiga </w:t>
+      </w:r>
+      <w:r>
+        <w:t>och</w:t>
+      </w:r>
+      <w:r>
+        <w:rPr>
+          <w:i/>
+        </w:rPr>
+        <w:t xml:space="preserve"> 9740 Skogsbevuxen myr</w:t>
+      </w:r>
+      <w:r>
+        <w:t>. Den lever i både barr- och blandskog liksom i ren lövskog. De tätaste populationerna tenderar att finnas i äldre, variationsrik blandskog med gott om död ved och gamla träd. Varje par utnyttjar 400–1000 hektar skog beroende på skogens kvalitet. Skogsbruk med korta omloppstider och täta, homogena ungskogar utgör det största hotet (SLU Artdatabanken, 2026).</w:t>
       </w:r>
     </w:p>
     <w:p>
       <w:r>
-        <w:t>Duvhöken är starkt bunden till skogsmark, såväl för häckning som födosök. Den påträffas oftast i större skogsområden med äldre skog, men kan ibland även häcka i dungar i områden dominerade av öppen mark. De gamla fåglarna är i huvudsak stationära i sina revir. Duvhöken jagar helst inne i äldre skog och missgynnas av stora hyggen och täta planteringar (Skogsstyrelsen, 2016).</w:t>
-      </w:r>
-    </w:p>
-    <w:p>
-      <w:r>
-        <w:t>Boet läggs inne i tät, oftast äldre skog. Kantzoner mot öppen mark undviks och duvhöken är därför känsligare för slutavverkning än flera andra rovfåglar. Boträdet måste vara grovgrenigt och är oftast en äldre gran eller tall, i sydligaste Sverige är bok vanligt. Duvhöken är beroende av insynsskyddade boplatser. Friställande av boträd eller avverkning så att boplatsen är exponerad mot öppen mark, medför att platsen överges. Samma bo kan användas flera år i rad, men likt andra rovfåglar har den normalt ett eller flera alternativa bon (Skogsstyrelsen, 2016). Eftersom duvhöken helst häckar i gammal skog, är dess häckningsplatser i princip alltid mer eller mindre hotade av skogsbruk och avverkningar (SLU Artdatabanken, 2026).</w:t>
-      </w:r>
-    </w:p>
-    <w:p>
-      <w:r>
-        <w:t>Den viktigaste begränsande faktorn för duvhökspopulationen i stort är födan och ett allvarligare problem är därför den av skogsbruket orsakade storskaliga omvandlingen och utarmningen av skogslandskapet, som kan påverka såväl duvhökens möjlighet att jaga som förekomsten av viktiga byten. Duvhökens jaktteknik gör den beroende av landskapets utformning och sammansättning och dess preferens för gammal skog tyder på att den är anpassad till att jaga i skog som är “lagom” tät. I öppnare biotoper, till exempel hyggen, kommer dess jaktteknik inte till sin rätt och i tätare biotoper, t.ex. ungskogar, har den relativt stora duvhöken svårt att manövrera (SLU Artdatabanken, 2026).</w:t>
+        <w:t>Spillkråka är en nyckelart i skogliga miljöer vars övergivna bohål utnyttjas av flera andra hålhäckande fågelarter och fladdermöss, däribland pärluggla (EN, §4), knipa (§4), salskrake (§4) och skogsduva (§4). Hökuggla (VU, §4) och slaguggla (§4) häckar ofta i högstubbar som brutits av i höjd med ett gammalt spillkråkebo (Skogsstyrelsen, 2016).</w:t>
       </w:r>
     </w:p>
     <w:p>
@@ -942,7 +1301,7 @@
         <w:pStyle w:val="Heading2"/>
       </w:pPr>
       <w:r>
-        <w:t>Referenser – duvhök</w:t>
+        <w:t>Referenser – spillkråka</w:t>
       </w:r>
     </w:p>
     <w:p>
@@ -953,10 +1312,10 @@
         <w:rPr>
           <w:i/>
         </w:rPr>
-        <w:t xml:space="preserve">Duvhök – Vägledning för hänsyn till fåglar. </w:t>
-      </w:r>
-      <w:r>
-        <w:t>https://www.skogsstyrelsen.se/globalassets/lag-och-tillsyn/artskydd/vagledningar-for-hansyn-till-faglar/duvhok-vagledning-hansyn2.pdf</w:t>
+        <w:t xml:space="preserve">Vägledning för hänsyn till spillkråka. </w:t>
+      </w:r>
+      <w:r>
+        <w:t>Vägledningar och kunskapsstöd artskydd – Skogsstyrelsen.</w:t>
       </w:r>
     </w:p>
     <w:p>
@@ -970,7 +1329,7 @@
         <w:t xml:space="preserve">Artfaktablad. Naturvård – artfakta. </w:t>
       </w:r>
       <w:r>
-        <w:t>SLU Artdatabanken, Uppsala</w:t>
+        <w:t>SLU Artdatabanken, Uppsala.</w:t>
       </w:r>
     </w:p>
     <w:p>
@@ -978,36 +1337,27 @@
         <w:pStyle w:val="Heading1"/>
       </w:pPr>
       <w:r>
-        <w:t>Entita – ekologi samt krav på livsmiljön</w:t>
+        <w:t>Havsörn – ekologi samt krav på livsmiljön</w:t>
       </w:r>
     </w:p>
     <w:p>
       <w:r>
-        <w:t xml:space="preserve">Entita (NT, §4) är rödlistad som nära hotad, fridlyst och prioriterad art enligt Skogsvårdslagen. Den omfattas av EU:s fågeldirektiv och är typisk art för </w:t>
-      </w:r>
-      <w:r>
-        <w:rPr>
-          <w:i/>
-        </w:rPr>
-        <w:t>9080 Lövsumpskog</w:t>
-      </w:r>
-      <w:r>
-        <w:t>. Minskningstakten har uppgått till 20 (10–30) % under de senaste 10 åren och bedöms vara nära gränsvärdet för Sårbar (VU). (A2b) (SLU Artdatabanken, 2021).</w:t>
+        <w:t>Havsörn är fridlyst enligt 4§ artskyddsförordningen och upptagen i bilaga 1 EU:s fågeldirektiv. Havsörnen häckar i anslutning till skärgårdar, kuster, sjöar och vattendrag, ofta på öar men ibland även ganska långt från vatten. I svenska kustområden varierar medelavståndet mellan etablerade par från ca 13 km till under 5 km, mest beroende på bytestillgänglighet; minsta avstånd mellan samtidigt bebodda bon i vårt land är ca 1,5 km. Ofta har ett havsörnspar flera olika bon som kan användas omväxlande (SLU Artdatabanken, 2026; Skogsstyrelsen, 2016).</w:t>
       </w:r>
     </w:p>
     <w:p>
       <w:r>
-        <w:t>Entitan är en utpräglad lövskogsfågel som påträffas i ädellövskogar, strandskogar, ekhagar, igenväxande hagmarker, lövdungar, parker och trädgårdar. Den föredrar flerskiktade, gärna högvuxna skogar med inslag av äldre träd och med ett välutvecklat buskskikt. Ek- och hasseldominerade skogar och dungar, samt alkärr med videsnår, hör till de miljöer som ofta utnyttjas. I sydligaste Sverige är bokskog en viktig miljö (Skogsstyrelsen, 2016).</w:t>
+        <w:t>Boet byggs nästan uteslutande i träd, oftast tallar. Häckar sällsynt även på klipphyllor eller direkt på marken. Boet placeras oftast i trädets övre del och kan bli mycket stort, vilket ställer stora krav på boträdet. Trädet måste ha en stark, bärande krona med lämpliga grova grenar, vilket utvecklas först när trädet har uppnått en hög ålder. Genomsnittsåldern hos botallar vid svenska Ostkusten under 1970- och 80-talet var 160 år (från 100 till 350 år) men har sannolikt redan nu sjunkit betydligt genom en brist på gamla träd. Frekvensen nybyggda bon i för svaga träd där boet rasat under häckningen har ökat markant under senare år i Syd- och Mellansverige. I Lappland var boträden i snitt 350 år (200 – ca 600 år). Mot bakgrund av de lägsta uppmätta åldrarna hos dessa fungerande boträd utgör den sjunkande omloppstiden vid slutavverkningar i Sverige ett hot – det kommer inte att räcka med att spara överståndare vid slutavverkningar av kanske högst 70-åriga bestånd i framtiden (SLU Artdatabanken, 2026; Skogsstyrelsen, 2016).</w:t>
       </w:r>
     </w:p>
     <w:p>
       <w:r>
-        <w:t>Reviren är relativt stora för en småfågel, i genomsnitt omkring 5 hektar men de kan vara upp till 20 hektar. Entitan är en utpräglad stannfågel och rör sig inte långt från kläckningsplatsen; ungfåglarna sprider sig sällan mer än 5 km från födelseplatsen och etablerade fåglar lämnar därefter inte sitt revir (Skogsstyrelsen, 2016). Det häckande paret försvarar sitt revir året runt. De tillåter dock en grupp av ungfåglar att etablera sig inom deras revir och så bildas en vinterflock, vilket sker redan i juni månad. Även under kalla vintrar stannar entitan kvar inom sitt revir. Hittar man entitor vid sitt foderbord beror det på att fågelmatningen ligger inom ett entiterevir (SLU Artdatabanken, 2021). Arten är känslig för fragmentering och har svårt att etablera sig i isolerade skogsområden. Entitan är hålhäckare, men kan inte själv hacka fram sitt hål utan är beroende av miljöer som erbjuder naturliga hål (Skogsstyrelsen, 2016).</w:t>
+        <w:t>Skyddandet av befintliga bon måste upprätthållas och i samband med skogsavverkning ska befintliga boträd sparas med en lämpligt avgränsad skyddszon runtom. Vid slutavverkning bör en skyddszon på 100 meters radie runt boplatsen lämnas intakt. Under häckningsperioden (1 januari till 15 augusti) är havsörnen störningskänslig och inga skogsbruksåtgärder eller annan störande verksamhet får förekomma närmare än 500 m från boet under den tiden. (SLU Artdatabanken, 2026; Skogsstyrelsen, 2016).</w:t>
       </w:r>
     </w:p>
     <w:p>
       <w:r>
-        <w:t>Arten häckar ofta i skogar som är svagt eller inte alls påverkade av skogsbruk. Särskilt i Svealand ofta i skogar som har höga naturvärden och utgör skogliga värdekärnor. Entitan missgynnas av konventionellt skogsbruk genom minskad förekomst av risiga, flerskiktade skogar liksom av avverkning av lövträdsrika kantzoner. Entitans ortstrohet och dåliga spridningsförmåga gör den känslig för fragmentering (Skogsstyrelsen, 2016).</w:t>
+        <w:t>För att garantera möjligheter till häckning även i framtiden bör ett nätverk av häckningsområden skyddas inom artens hela naturliga utbredningsområde i landet. Havsörnen är upptagen bland de arter som enligt fågeldirektivet/habitatdirektivet har ett sådant gemenskapsintresse inom EU att särskilda skydds- eller bevarandeområden behöver utses (Miljöbalken, Bilagan till Artskyddsförordningen 1998:179, reviderad 2001). Arten är beroende av grova träd för placering av sina stora risbon och detta kan bli en begränsande faktor kommande 30 år (tre generationer). För att åstadkomma en succession av lämpliga boträd för kommande generationer av havsörnar behöver ett betydligt större antal s.k. evighetsträd sparas vid avverkningar redan idag. (SLU Artdatabanken, 2026).</w:t>
       </w:r>
     </w:p>
     <w:p>
@@ -1015,70 +1365,6 @@
         <w:pStyle w:val="Heading2"/>
       </w:pPr>
       <w:r>
-        <w:t>Referenser – entita</w:t>
-      </w:r>
-    </w:p>
-    <w:p>
-      <w:r>
-        <w:t xml:space="preserve">Skogsstyrelsen, 2016. </w:t>
-      </w:r>
-      <w:r>
-        <w:rPr>
-          <w:i/>
-        </w:rPr>
-        <w:t xml:space="preserve">Vägledning för hänsyn till entita. </w:t>
-      </w:r>
-      <w:r>
-        <w:t>https://www.skogsstyrelsen.se/globalassets/lag-och-tillsyn/artskydd/vagledningar-for-hansyn-till-faglar/entita-vagledning-hansyn2.pdf</w:t>
-      </w:r>
-    </w:p>
-    <w:p>
-      <w:r>
-        <w:t xml:space="preserve">SLU Artdatabanken, 2021. </w:t>
-      </w:r>
-      <w:r>
-        <w:rPr>
-          <w:i/>
-        </w:rPr>
-        <w:t xml:space="preserve">Artfaktablad. Naturvård – artfakta. </w:t>
-      </w:r>
-      <w:r>
-        <w:t>SLU Artdatabanken, Uppsala</w:t>
-      </w:r>
-    </w:p>
-    <w:p>
-      <w:pPr>
-        <w:pStyle w:val="Heading1"/>
-      </w:pPr>
-      <w:r>
-        <w:t>Havsörn – ekologi samt krav på livsmiljön</w:t>
-      </w:r>
-    </w:p>
-    <w:p>
-      <w:r>
-        <w:t>Havsörn är fridlyst enligt 4§ artskyddsförordningen och upptagen i bilaga 1 EU:s fågeldirektiv. Havsörnen häckar i anslutning till skärgårdar, kuster, sjöar och vattendrag, ofta på öar men ibland även ganska långt från vatten. I svenska kustområden varierar medelavståndet mellan etablerade par från ca 13 km till under 5 km, mest beroende på bytestillgänglighet; minsta avstånd mellan samtidigt bebodda bon i vårt land är ca 1,5 km. Ofta har ett havsörnspar flera olika bon som kan användas omväxlande (SLU Artdatabanken, 2026; Skogsstyrelsen, 2016).</w:t>
-      </w:r>
-    </w:p>
-    <w:p>
-      <w:r>
-        <w:t>Boet byggs nästan uteslutande i träd, oftast tallar. Häckar sällsynt även på klipphyllor eller direkt på marken. Boet placeras oftast i trädets övre del och kan bli mycket stort, vilket ställer stora krav på boträdet. Trädet måste ha en stark, bärande krona med lämpliga grova grenar, vilket utvecklas först när trädet har uppnått en hög ålder. Genomsnittsåldern hos botallar vid svenska Ostkusten under 1970- och 80-talet var 160 år (från 100 till 350 år) men har sannolikt redan nu sjunkit betydligt genom en brist på gamla träd. Frekvensen nybyggda bon i för svaga träd där boet rasat under häckningen har ökat markant under senare år i Syd- och Mellansverige. I Lappland var boträden i snitt 350 år (200 – ca 600 år). Mot bakgrund av de lägsta uppmätta åldrarna hos dessa fungerande boträd utgör den sjunkande omloppstiden vid slutavverkningar i Sverige ett hot – det kommer inte att räcka med att spara överståndare vid slutavverkningar av kanske högst 70-åriga bestånd i framtiden (SLU Artdatabanken, 2026; Skogsstyrelsen, 2016).</w:t>
-      </w:r>
-    </w:p>
-    <w:p>
-      <w:r>
-        <w:t>Skyddandet av befintliga bon måste upprätthållas och i samband med skogsavverkning ska befintliga boträd sparas med en lämpligt avgränsad skyddszon runtom. Vid slutavverkning bör en skyddszon på 100 meters radie runt boplatsen lämnas intakt. Under häckningsperioden (1 januari till 15 augusti) är havsörnen störningskänslig och inga skogsbruksåtgärder eller annan störande verksamhet får förekomma närmare än 500 m från boet under den tiden. (SLU Artdatabanken, 2026; Skogsstyrelsen, 2016).</w:t>
-      </w:r>
-    </w:p>
-    <w:p>
-      <w:r>
-        <w:t>För att garantera möjligheter till häckning även i framtiden bör ett nätverk av häckningsområden skyddas inom artens hela naturliga utbredningsområde i landet. Havsörnen är upptagen bland de arter som enligt fågeldirektivet/habitatdirektivet har ett sådant gemenskapsintresse inom EU att särskilda skydds- eller bevarandeområden behöver utses (Miljöbalken, Bilagan till Artskyddsförordningen 1998:179, reviderad 2001). Arten är beroende av grova träd för placering av sina stora risbon och detta kan bli en begränsande faktor kommande 30 år (tre generationer). För att åstadkomma en succession av lämpliga boträd för kommande generationer av havsörnar behöver ett betydligt större antal s.k. evighetsträd sparas vid avverkningar redan idag. (SLU Artdatabanken, 2026).</w:t>
-      </w:r>
-    </w:p>
-    <w:p>
-      <w:pPr>
-        <w:pStyle w:val="Heading2"/>
-      </w:pPr>
-      <w:r>
         <w:t>Referenser – havsörn</w:t>
       </w:r>
     </w:p>
@@ -1099,335 +1385,6 @@
     <w:p>
       <w:r>
         <w:t xml:space="preserve">SLU Artdatabanken, 2026. </w:t>
-      </w:r>
-      <w:r>
-        <w:rPr>
-          <w:i/>
-        </w:rPr>
-        <w:t xml:space="preserve">Artfaktablad. Naturvård – artfakta. </w:t>
-      </w:r>
-      <w:r>
-        <w:t>SLU Artdatabanken, Uppsala</w:t>
-      </w:r>
-    </w:p>
-    <w:p>
-      <w:pPr>
-        <w:pStyle w:val="Heading1"/>
-      </w:pPr>
-      <w:r>
-        <w:t>Kungsörn – ekologi samt krav på livsmiljön</w:t>
-      </w:r>
-    </w:p>
-    <w:p>
-      <w:r>
-        <w:t>Kungsörn är rödlistad som nära hotad (NT) och fridlyst enligt 4§ Artskyddsförordningen samt upptagen i bilaga 1 EU:s fågeldirektiv. Kungsörnen häckar i skogs- och fjällområden där den bygger stora risbon i grova träd eller på klipphyllor. Risboet är ca 1,5 m i diameter och i extremfall upp till 5 m högt, vanligtvis beläget i en kraftig tall eller i ett klippstup, ofta med utsikt över terrängen. Varje par har ofta flera alternativa boplatser inom sitt revir och dessa kan ligga åtskilliga kilometer från varandra (upp till 6,5 km konstaterat i Norge). Bon i träd placeras oftast på 2/3 höjd, mera sällan i eller nära toppen (SLU Artdatabanken, 2024).</w:t>
-      </w:r>
-    </w:p>
-    <w:p>
-      <w:r>
-        <w:t>I marker med medelgod bytestillgång är avståndet mellan etablerade par under naturliga förhållanden i genomsnitt cirka 10 km. I områden med gott om byten, som t.ex. i Skåne och Gotland men lokalt även i Norrland, kan avstånden vara betydligt kortare. Till exempel på Gotland har samtidiga häckningar skett i bon belägna endast lite drygt tre kilometer från varandra. I fattiga norrlandsskogar är medelavståndet mellan paren drygt 15 km. (SLU Artdatabanken, 2024).</w:t>
-      </w:r>
-    </w:p>
-    <w:p>
-      <w:r>
-        <w:t>Boträd får inte avverkas och skyddande skog bör vid avverkning alltid sparas runt örnbon, även runt s.k. alternativbon. Som utgångspunkt vid bedömning av hur mycket skog som skall lämnas runt boträdet bör 200 meters radie gälla. Under häckningsperioden (1 januari till 31 augusti) är kungsörnen störningskänslig och inga skogsbruksåtgärder eller annan störande berksamhet får förekomma närmare än 500 m från boet under den tiden. Arealen på det sparade skogspartiet kan uppgå till åtskilliga tiotals hektar beroende på t.ex. topografi, vindexponering och insyn. Det är även värdefullt om sammanhängande skog kan lämnas i någon riktning. Avverkning av gammelskog i bergsbranter och annan svår terräng måste undvikas (SLU Artdatabanken, 2024; Skogsstyrelsen, 2016).</w:t>
-      </w:r>
-    </w:p>
-    <w:p>
-      <w:r>
-        <w:t>Kungsörnen har på lång sikt en något osäker framtid på grund av den genomhuggning och kalavverkning av äldre, urskogsartade bestånd som fortfarande sker långt upp mot fjällområdena. Därvid kan brist på lämpliga boträd uppstå, likaså försämrad bytestillgång. Boträden, tallar i minst 95 % av fallen, bör vara kraftiga och i Norrland helst minst 200 år gamla. Medelåldern på 97 friska träd var 311 år vid en studie i Norrland 1975–1980. På Gotland har medelåldern på boträden konstaterats vara 145 år. Den gammelskog som i dagens läge finns kvar i Norrland hittas framför allt i svåravverkade, branta sluttningar i anslutning till berg, på blockrika berg, i eller i anslutning till raviner och sprickdalar eller på myrholmar. Eftersom ungefär halva den svenska kungsörnsstammen är beroende av lämpliga boträd skulle en mer omfattande avverkning i ovan nämnda terrängtyper troligen vara starkt negativ för artens fortbestånd. (SLU Artdatabanken, 2024).</w:t>
-      </w:r>
-    </w:p>
-    <w:p>
-      <w:pPr>
-        <w:pStyle w:val="Heading2"/>
-      </w:pPr>
-      <w:r>
-        <w:t>Referenser – kungsörn</w:t>
-      </w:r>
-    </w:p>
-    <w:p>
-      <w:r>
-        <w:t xml:space="preserve">Skogsstyrelsen, 2016. </w:t>
-      </w:r>
-      <w:r>
-        <w:rPr>
-          <w:i/>
-        </w:rPr>
-        <w:t xml:space="preserve">Vägledning för hänsyn till kungsörn. </w:t>
-      </w:r>
-      <w:r>
-        <w:t>Vägledningar och kunskapsstöd artskydd – Skogsstyrelsen</w:t>
-      </w:r>
-    </w:p>
-    <w:p>
-      <w:r>
-        <w:t xml:space="preserve">SLU Artdatabanken, 2024. </w:t>
-      </w:r>
-      <w:r>
-        <w:rPr>
-          <w:i/>
-        </w:rPr>
-        <w:t xml:space="preserve">Artfaktablad. Naturvård – artfakta. </w:t>
-      </w:r>
-      <w:r>
-        <w:t>SLU Artdatabanken, Uppsala</w:t>
-      </w:r>
-    </w:p>
-    <w:p>
-      <w:pPr>
-        <w:pStyle w:val="Heading1"/>
-      </w:pPr>
-      <w:r>
-        <w:t>Mindre hackspett – ekologi samt krav på livsmiljön</w:t>
-      </w:r>
-    </w:p>
-    <w:p>
-      <w:r>
-        <w:t xml:space="preserve">Mindre hackspett (NT) är rödlistad som nära hotad, fridlyst och prioriterad art i Skogsvårdslagen. Den är typisk art för </w:t>
-      </w:r>
-      <w:r>
-        <w:rPr>
-          <w:i/>
-        </w:rPr>
-        <w:t>9010 Taiga, 9750 Svämlövskog, 9080 Lövsumpskog, 9030 Landhöjningsskog och 9040 Fjällbjörkskog</w:t>
-      </w:r>
-      <w:r>
-        <w:t>. Minskningstakten har uppgått till 25 (10–40) % under de senaste 15 åren och bedöms vara nära gränsvärdet för Sårbar (VU). (A2bc). (SLU Artdatabanken 2021).</w:t>
-      </w:r>
-    </w:p>
-    <w:p>
-      <w:r>
-        <w:t>Den mindre hackspetten lever i löv- och blandskog med förekomst av äldre lövträd, gärna ädellövträd i södra Sverige. Norrut förekommer arten i gamla löv- och blandskogar med al, björk och asp. Ett mycket glest bestånd förekommer i fjällbjörkskogen. Under vintern kan födosök ske även i äldre grandominerad skog, troligen för att den ger bättre skydd mot rovdjur och rovfåglar än ren lövskog. (SLU Artdatabanken, 2021).</w:t>
-      </w:r>
-    </w:p>
-    <w:p>
-      <w:r>
-        <w:t>Arten har stora revir och höga krav när det gäller förekomst av lövskog på landskapsnivå. För att häcka framgångsrikt behöver ett par cirka 40 ha äldre lövdominerad skog inom ett område på upp till 200 ha. Under vintern utsträcks födosöket till ett större område på flera hundra hektar, men varje individ återvänder till samma natthål kväll efter kväll. Arten häckar i murkna lövträdsstammar eller stubbar (oftast klibbal eller björk), vanligen 3–7 meter över marken. Ett nytt bohål hackas ut varje vår (Skogsstyrelsen, 2016 &amp; SLU Artdatabanken, 2021).</w:t>
-      </w:r>
-    </w:p>
-    <w:p>
-      <w:r>
-        <w:t>Den mindre hackspetten missgynnas av gallring i löv- och blandskogar, om lövträd tas bort. Vidare så missgynnas arten starkt genom avverkning av äldre lövträd, dränering och avverkning av al- och björkkärr, röjning eller gallring av täta strandskogar, alkärr samt borttagande av murkna träd och grenar. Nedhuggning av äldre hagmarksbjörkar och alar är också negativt. Arten hotas dessutom av biobränsleuttag i gamla inägomarker och andra lövskogar (Skogsstyrelsen, 2016 &amp; SLU Artdatabanken, 2021).</w:t>
-      </w:r>
-    </w:p>
-    <w:p>
-      <w:pPr>
-        <w:pStyle w:val="Heading2"/>
-      </w:pPr>
-      <w:r>
-        <w:t>Referenser – mindre hackspett</w:t>
-      </w:r>
-    </w:p>
-    <w:p>
-      <w:r>
-        <w:t xml:space="preserve">Skogsstyrelsen, 2016. </w:t>
-      </w:r>
-      <w:r>
-        <w:rPr>
-          <w:i/>
-        </w:rPr>
-        <w:t xml:space="preserve">Vägledning för hänsyn till mindre hackspett. </w:t>
-      </w:r>
-      <w:r>
-        <w:t>https://www.skogsstyrelsen.se/globalassets/lag-och-tillsyn/artskydd/vagledningar-for-hansyn-till-faglar/mindre-hackspett-vagledning-hansyn2.pdf</w:t>
-      </w:r>
-    </w:p>
-    <w:p>
-      <w:r>
-        <w:t xml:space="preserve">SLU Artdatabanken, 2021. </w:t>
-      </w:r>
-      <w:r>
-        <w:rPr>
-          <w:i/>
-        </w:rPr>
-        <w:t xml:space="preserve">Artfaktablad. Naturvård – artfakta. </w:t>
-      </w:r>
-      <w:r>
-        <w:t>SLU Artdatabanken, Uppsala</w:t>
-      </w:r>
-    </w:p>
-    <w:p>
-      <w:pPr>
-        <w:pStyle w:val="Heading1"/>
-      </w:pPr>
-      <w:r>
-        <w:t>Spillkråka – ekologi samt krav på livsmiljön</w:t>
-      </w:r>
-    </w:p>
-    <w:p>
-      <w:r>
-        <w:t xml:space="preserve">Spillkråka (§4) ingår i bilaga 1 EU:s fågeldirektiv och är typisk art för </w:t>
-      </w:r>
-      <w:r>
-        <w:rPr>
-          <w:i/>
-        </w:rPr>
-        <w:t xml:space="preserve">9010 Taiga </w:t>
-      </w:r>
-      <w:r>
-        <w:t>och</w:t>
-      </w:r>
-      <w:r>
-        <w:rPr>
-          <w:i/>
-        </w:rPr>
-        <w:t xml:space="preserve"> 9740 Skogsbevuxen myr</w:t>
-      </w:r>
-      <w:r>
-        <w:t>. Den lever i både barr- och blandskog liksom i ren lövskog. De tätaste populationerna tenderar att finnas i äldre, variationsrik blandskog med gott om död ved och gamla träd. Varje par utnyttjar 400–1000 hektar skog beroende på skogens kvalitet. Skogsbruk med korta omloppstider och täta, homogena ungskogar utgör det största hotet (SLU Artdatabanken, 2026).</w:t>
-      </w:r>
-    </w:p>
-    <w:p>
-      <w:r>
-        <w:t>Spillkråka är en nyckelart i skogliga miljöer vars övergivna bohål utnyttjas av flera andra hålhäckande fågelarter och fladdermöss, däribland pärluggla (EN, §4), knipa (§4), salskrake (§4) och skogsduva (§4). Hökuggla (VU, §4) och slaguggla (§4) häckar ofta i högstubbar som brutits av i höjd med ett gammalt spillkråkebo (Skogsstyrelsen, 2016).</w:t>
-      </w:r>
-    </w:p>
-    <w:p>
-      <w:pPr>
-        <w:pStyle w:val="Heading2"/>
-      </w:pPr>
-      <w:r>
-        <w:t>Referenser – spillkråka</w:t>
-      </w:r>
-    </w:p>
-    <w:p>
-      <w:r>
-        <w:t xml:space="preserve">Skogsstyrelsen, 2016. </w:t>
-      </w:r>
-      <w:r>
-        <w:rPr>
-          <w:i/>
-        </w:rPr>
-        <w:t xml:space="preserve">Vägledning för hänsyn till spillkråka. </w:t>
-      </w:r>
-      <w:r>
-        <w:t>Vägledningar och kunskapsstöd artskydd – Skogsstyrelsen.</w:t>
-      </w:r>
-    </w:p>
-    <w:p>
-      <w:r>
-        <w:t xml:space="preserve">SLU Artdatabanken, 2026. </w:t>
-      </w:r>
-      <w:r>
-        <w:rPr>
-          <w:i/>
-        </w:rPr>
-        <w:t xml:space="preserve">Artfaktablad. Naturvård – artfakta. </w:t>
-      </w:r>
-      <w:r>
-        <w:t>SLU Artdatabanken, Uppsala.</w:t>
-      </w:r>
-    </w:p>
-    <w:p>
-      <w:pPr>
-        <w:pStyle w:val="Heading1"/>
-      </w:pPr>
-      <w:r>
-        <w:t>Talltita – ekologi samt krav på livsmiljön</w:t>
-      </w:r>
-    </w:p>
-    <w:p>
-      <w:r>
-        <w:t>Talltita är rödlistad som NT, fridlyst och prioriterad art i Skogsvårdslagen. Den omfattas av EU:s fågeldirektiv. Arten har minskat kraftigt de senaste 30 åren och minskningstakten innevarande 10-årsperiod beräknas till 20 (10–30) % (SLU Artdatabanken, 2022).</w:t>
-      </w:r>
-    </w:p>
-    <w:p>
-      <w:r>
-        <w:t>Talltita föredrar större sammanhängande barrskogar, och finns såväl i tallskog som granskog och i lövblandad barrskog. Skogens struktur är viktig och ska helst vara flerskiktad med riklig underväxt av mindre granar, björk och andra lövträd och buskar. Tillgång på murknande högstubbar är särskilt viktig, eftersom talltitan helst själv hackar ut sitt bohål (SLU Artdatabanken, 2022).</w:t>
-      </w:r>
-    </w:p>
-    <w:p>
-      <w:r>
-        <w:t>Det finns flera studier som visar att talltita är känslig för gallring och inte överlever när dess livsmiljö kalavverkas (Eggers and Low, 2014; Griesser et al., 2007; Klein, 2020). Talltitans revir är förhållandevis stora, 10–20 hektar och arten missgynnas när skogen fragmenteras. Kalavverkning av större delar av reviret innebär att det överges (Artdatabanken, 2021).</w:t>
-      </w:r>
-    </w:p>
-    <w:p>
-      <w:r>
-        <w:t>Talltitan är synnerligen trogen sitt revir så länge paret lever och biotopen förblir intakt. Paret stannar i sitt revir året om. En förlust av ett revir har därför en stor inverkan på den lokala populationen och trakthyggesbruket anses vara orsak till den svenska populationens kraftiga minskning. Talltiteparets revirtrohet innebär att närhelst under året man observerar en adult talltita så ingår denna plats i reviret (Siffczyk et al., 2003; Ekman, 1979).</w:t>
-      </w:r>
-    </w:p>
-    <w:p>
-      <w:pPr>
-        <w:pStyle w:val="Heading2"/>
-      </w:pPr>
-      <w:r>
-        <w:t>Referenser – talltita</w:t>
-      </w:r>
-    </w:p>
-    <w:p>
-      <w:r>
-        <w:t xml:space="preserve">Eggers, S., Low, M., 2014. </w:t>
-      </w:r>
-      <w:r>
-        <w:rPr>
-          <w:i/>
-        </w:rPr>
-        <w:t xml:space="preserve">Differential demographic responses of sympatric Parids to vegetation management in boreal forest. </w:t>
-      </w:r>
-      <w:r>
-        <w:t>For. Ecol. Manage. 319, 169–175.</w:t>
-      </w:r>
-    </w:p>
-    <w:p>
-      <w:r>
-        <w:t xml:space="preserve">Ekman, J., 1979. </w:t>
-      </w:r>
-      <w:r>
-        <w:rPr>
-          <w:i/>
-        </w:rPr>
-        <w:t xml:space="preserve">Coherence, composition and territories of winter social groups of the Willow Tit Parus montanus and the Crested Tit P. cristatus. </w:t>
-      </w:r>
-      <w:r>
-        <w:t>Ornis Scandinavica, 10, pp 56–68</w:t>
-      </w:r>
-    </w:p>
-    <w:p>
-      <w:r>
-        <w:t xml:space="preserve">Griesser, M., Nystrand, M., Eggers, S., Ekman, J., 2007. </w:t>
-      </w:r>
-      <w:r>
-        <w:rPr>
-          <w:i/>
-        </w:rPr>
-        <w:t xml:space="preserve">Impact of forestry practices on fitness correlates and population productivity in an open-nesting bird species. </w:t>
-      </w:r>
-      <w:r>
-        <w:t>Conserv. Biol. 21, 767–774. https://doi.org/10.1111/j.1523- 1739.2007.00675.x</w:t>
-      </w:r>
-    </w:p>
-    <w:p>
-      <w:r>
-        <w:t xml:space="preserve">Klein, J., 2020. </w:t>
-      </w:r>
-      <w:r>
-        <w:rPr>
-          <w:i/>
-        </w:rPr>
-        <w:t xml:space="preserve">The forgotten forest – On thinning, retention, and biodiversity in the boreal forest. </w:t>
-      </w:r>
-      <w:r>
-        <w:t>Doctoral Thesis No. 2020:50</w:t>
-      </w:r>
-    </w:p>
-    <w:p>
-      <w:r>
-        <w:t xml:space="preserve">Siffczyk, C., Brotons, L., Kangas, K., Orell, M., 2003. </w:t>
-      </w:r>
-      <w:r>
-        <w:rPr>
-          <w:i/>
-        </w:rPr>
-        <w:t xml:space="preserve">Home range size of willow tits. </w:t>
-      </w:r>
-      <w:r>
-        <w:t>Oecologica, 136, 635–642 (2003)</w:t>
-      </w:r>
-    </w:p>
-    <w:p>
-      <w:r>
-        <w:t xml:space="preserve">SLU Artdatabanken, 2021. </w:t>
       </w:r>
       <w:r>
         <w:rPr>
@@ -1567,7 +1524,7 @@
     <w:r>
       <w:tab/>
       <w:tab/>
-      <w:t>2026-06-20</w:t>
+      <w:t>2026-06-21</w:t>
       <w:br/>
       <w:br/>
     </w:r>

--- a/klagomål/A 5642-2024 FSC-klagomål.docx
+++ b/klagomål/A 5642-2024 FSC-klagomål.docx
@@ -1524,7 +1524,7 @@
     <w:r>
       <w:tab/>
       <w:tab/>
-      <w:t>2026-06-21</w:t>
+      <w:t>2026-06-22</w:t>
       <w:br/>
       <w:br/>
     </w:r>

--- a/klagomål/A 5642-2024 FSC-klagomål.docx
+++ b/klagomål/A 5642-2024 FSC-klagomål.docx
@@ -221,7 +221,7 @@
     </w:p>
     <w:p>
       <w:r>
-        <w:t>Inom 16 meter från avverkningsanmälan finns fynd av 45 naturvårdsarter, varav 27 är rödlistade, 41 är fridlysta och 4 är typiska (T): ortolansparv (CR, §4), brun glada (EN, §4), rödstrupig piplärka (EN, §4), storspov (EN, §4), blå kärrhök (VU, §4), brunfläckig pärlemorfjäril (VU), pilgrimsfalk (VU, §4), stare (VU, §4), tofsvipa (VU, §4), bivråk (NT, §4), björktrast (NT, §4), duvhök (NT, §4), entita (NT, T, §4), gulsparv (NT, §4), järnsparv (NT, §4), kricka (NT, §4), kungsörn (NT, §4), ladusvala (NT, §4), mindre hackspett (NT, T, §4), mindre tåtelsmygare (NT), sädesärla (NT, §4), talltita (NT, §4), turkduva (NT, §4), vinterhämpling (NT, §4), vitfläckig guldvinge (NT), ägretthäger (NT, §4), älg (NT), spillkråka (T, §4), stenfalk (T, §4), buskskvätta (§4), fiskgjuse (§4), fjällvråk (§4), gröngöling (§4), grönsiska (§4), havsörn (§4), kråka (§4), kungsfågel (§4), röd glada (§4), skogsduva (§4), sävsparv (§4), sångsvan (§4), trana (§4), trädlärka (§4), törnskata (§4) och utter (§4a). Se Figur 1.</w:t>
+        <w:t>Inom 16 meter från avverkningsanmälan finns fynd av 46 naturvårdsarter, varav 27 är rödlistade, 42 är fridlysta och 4 är typiska (T): ortolansparv (CR, §4), brun glada (EN, §4), rödstrupig piplärka (EN, §4), storspov (EN, §4), blå kärrhök (VU, §4), brunfläckig pärlemorfjäril (VU), pilgrimsfalk (VU, §4), stare (VU, §4), tofsvipa (VU, §4), bivråk (NT, §4), björktrast (NT, §4), duvhök (NT, §4), entita (NT, T, §4), gulsparv (NT, §4), järnsparv (NT, §4), kricka (NT, §4), kungsörn (NT, §4), ladusvala (NT, §4), mindre hackspett (NT, T, §4), mindre tåtelsmygare (NT), sädesärla (NT, §4), talltita (NT, §4), turkduva (NT, §4), vinterhämpling (NT, §4), vitfläckig guldvinge (NT), ägretthäger (NT, §4), älg (NT), spillkråka (T, §4), stenfalk (T, §4), buskskvätta (§4), fiskgjuse (§4), fjällvråk (§4), gröngöling (§4), grönsiska (§4), havsörn (§4), kråka (§4), kungsfågel (§4), ljungpipare (§4), röd glada (§4), skogsduva (§4), sävsparv (§4), sångsvan (§4), trana (§4), trädlärka (§4), törnskata (§4) och utter (§4a). Se Figur 1.</w:t>
       </w:r>
     </w:p>
     <w:p>
@@ -596,7 +596,7 @@
         <w:rPr>
           <w:i/>
         </w:rPr>
-        <w:t>I det avverkningsanmälda skogsområdet har 45 naturvårdsarter varav 27 rödlistade arter sina livsmiljöer och växtplatser.</w:t>
+        <w:t>I det avverkningsanmälda skogsområdet har 46 naturvårdsarter varav 27 rödlistade arter sina livsmiljöer och växtplatser.</w:t>
       </w:r>
     </w:p>
     <w:p>
@@ -1524,7 +1524,7 @@
     <w:r>
       <w:tab/>
       <w:tab/>
-      <w:t>2026-06-22</w:t>
+      <w:t>2026-06-23</w:t>
       <w:br/>
       <w:br/>
     </w:r>

--- a/klagomål/A 5642-2024 FSC-klagomål.docx
+++ b/klagomål/A 5642-2024 FSC-klagomål.docx
@@ -1524,7 +1524,7 @@
     <w:r>
       <w:tab/>
       <w:tab/>
-      <w:t>2026-06-23</w:t>
+      <w:t>2026-06-24</w:t>
       <w:br/>
       <w:br/>
     </w:r>
